--- a/Backend/Director_Disclosure/Output_Disclosures/2024-25/ADANI_RENEWABLE_ENERGY_DEVCO_PRIVATE_LIMITED/MBP-1/MBP1_Prerak_Kanaiyalal_Thekadi_09221579.docx
+++ b/Backend/Director_Disclosure/Output_Disclosures/2024-25/ADANI_RENEWABLE_ENERGY_DEVCO_PRIVATE_LIMITED/MBP-1/MBP1_Prerak_Kanaiyalal_Thekadi_09221579.docx
@@ -93,148 +93,13 @@
     </w:p>
     <w:p>
       <w:pPr>
-        <w:spacing w:before="0" w:after="0"/>
-        <w:jc w:val="left"/>
-      </w:pPr>
-      <w:r>
-        <w:rPr>
-          <w:rFonts w:ascii="Adani" w:hAnsi="Adani"/>
-          <w:b w:val="0"/>
-          <w:sz w:val="20"/>
-          <w:u w:val="none"/>
-        </w:rPr>
-        <w:t>ADANI RENEWABLE ENERGY FIFTEEN LIMITED</w:t>
-      </w:r>
-    </w:p>
-    <w:p>
-      <w:pPr>
-        <w:spacing w:before="0" w:after="0"/>
-        <w:jc w:val="left"/>
-      </w:pPr>
-      <w:r>
-        <w:rPr>
-          <w:rFonts w:ascii="Adani" w:hAnsi="Adani"/>
-          <w:b w:val="0"/>
-          <w:sz w:val="20"/>
-          <w:u w:val="none"/>
-        </w:rPr>
-        <w:t>ADANI SOLAR ENERGY AP EIGHT PRIVATE LIMITED</w:t>
-      </w:r>
-    </w:p>
-    <w:p>
-      <w:pPr>
-        <w:spacing w:before="0" w:after="0"/>
-        <w:jc w:val="left"/>
-      </w:pPr>
-      <w:r>
-        <w:rPr>
-          <w:rFonts w:ascii="Adani" w:hAnsi="Adani"/>
-          <w:b w:val="0"/>
-          <w:sz w:val="20"/>
-          <w:u w:val="none"/>
-        </w:rPr>
-        <w:t>ADANI SOLAR ENERGY AP SEVEN PRIVATE LIMITED</w:t>
-      </w:r>
-    </w:p>
-    <w:p>
-      <w:pPr>
-        <w:spacing w:before="0" w:after="0"/>
-        <w:jc w:val="left"/>
-      </w:pPr>
-      <w:r>
-        <w:rPr>
-          <w:rFonts w:ascii="Adani" w:hAnsi="Adani"/>
-          <w:b w:val="0"/>
-          <w:sz w:val="20"/>
-          <w:u w:val="none"/>
-        </w:rPr>
-        <w:t>ADANI SOLAR ENERGY JODHPUR FOUR LIMITED</w:t>
-      </w:r>
-    </w:p>
-    <w:p>
-      <w:pPr>
-        <w:spacing w:before="0" w:after="0"/>
-        <w:jc w:val="left"/>
-      </w:pPr>
-      <w:r>
-        <w:rPr>
-          <w:rFonts w:ascii="Adani" w:hAnsi="Adani"/>
-          <w:b w:val="0"/>
-          <w:sz w:val="20"/>
-          <w:u w:val="none"/>
-        </w:rPr>
-        <w:t>ADANI SOLAR ENERGY JODHPUR FIVE LIMITED</w:t>
-      </w:r>
-    </w:p>
-    <w:p>
-      <w:pPr>
-        <w:spacing w:before="0" w:after="0"/>
-        <w:jc w:val="left"/>
-      </w:pPr>
-      <w:r>
-        <w:rPr>
-          <w:rFonts w:ascii="Adani" w:hAnsi="Adani"/>
-          <w:b w:val="0"/>
-          <w:sz w:val="20"/>
-          <w:u w:val="none"/>
-        </w:rPr>
-        <w:t>ADANI SOLAR ENERGY JODHPUR THREE LIMITED</w:t>
-      </w:r>
-    </w:p>
-    <w:p>
-      <w:pPr>
-        <w:spacing w:before="0" w:after="0"/>
-        <w:jc w:val="left"/>
-      </w:pPr>
-      <w:r>
-        <w:rPr>
-          <w:rFonts w:ascii="Adani" w:hAnsi="Adani"/>
-          <w:b w:val="0"/>
-          <w:sz w:val="20"/>
-          <w:u w:val="none"/>
-        </w:rPr>
-        <w:t>ADANI SOLAR ENERGY AP SIX PRIVATE LIMITED</w:t>
-      </w:r>
-    </w:p>
-    <w:p>
-      <w:pPr>
-        <w:spacing w:before="0" w:after="0"/>
-        <w:jc w:val="left"/>
-      </w:pPr>
-      <w:r>
-        <w:rPr>
-          <w:rFonts w:ascii="Adani" w:hAnsi="Adani"/>
-          <w:b w:val="0"/>
-          <w:sz w:val="20"/>
-          <w:u w:val="none"/>
-        </w:rPr>
-        <w:t>ADANI SOLAR ENERGY RJ ONE LIMITED</w:t>
-      </w:r>
-    </w:p>
-    <w:p>
-      <w:pPr>
-        <w:spacing w:before="0" w:after="0"/>
-        <w:jc w:val="left"/>
-      </w:pPr>
-      <w:r>
-        <w:rPr>
-          <w:rFonts w:ascii="Adani" w:hAnsi="Adani"/>
-          <w:b w:val="0"/>
-          <w:sz w:val="20"/>
-          <w:u w:val="none"/>
-        </w:rPr>
-        <w:t>ADANI SOLAR ENERGY KA NINE LIMITED</w:t>
-      </w:r>
-    </w:p>
-    <w:p>
-      <w:pPr>
         <w:spacing w:before="0" w:after="160"/>
         <w:jc w:val="left"/>
       </w:pPr>
       <w:r>
         <w:rPr>
           <w:rFonts w:ascii="Adani" w:hAnsi="Adani"/>
-          <w:b w:val="0"/>
+          <w:b/>
           <w:sz w:val="20"/>
           <w:u w:val="none"/>
         </w:rPr>
@@ -1092,7 +957,7 @@
                 <w:sz w:val="18"/>
                 <w:u w:val="none"/>
               </w:rPr>
-              <w:t>ADANI SOLAR ENERGY JODHPUR FIVE LIMITED</w:t>
+              <w:t>ADANI SOLAR ENERGY JODHPUR THREE LIMITED</w:t>
             </w:r>
           </w:p>
         </w:tc>
@@ -1234,7 +1099,7 @@
                 <w:sz w:val="18"/>
                 <w:u w:val="none"/>
               </w:rPr>
-              <w:t>ADANI SOLAR ENERGY JODHPUR THREE LIMITED</w:t>
+              <w:t>ADANI SOLAR ENERGY JODHPUR FIVE LIMITED</w:t>
             </w:r>
           </w:p>
         </w:tc>
@@ -1376,7 +1241,7 @@
                 <w:sz w:val="18"/>
                 <w:u w:val="none"/>
               </w:rPr>
-              <w:t>ADANI SOLAR ENERGY AP SIX PRIVATE LIMITED</w:t>
+              <w:t>ADANI SOLAR ENERGY KA NINE LIMITED</w:t>
             </w:r>
           </w:p>
         </w:tc>
@@ -1660,7 +1525,7 @@
                 <w:sz w:val="18"/>
                 <w:u w:val="none"/>
               </w:rPr>
-              <w:t>ADANI SOLAR ENERGY KA NINE LIMITED</w:t>
+              <w:t>ADANI SOLAR ENERGY AP SIX PRIVATE LIMITED</w:t>
             </w:r>
           </w:p>
         </w:tc>
@@ -2123,7 +1988,7 @@
                 <w:sz w:val="18"/>
                 <w:u w:val="none"/>
               </w:rPr>
-              <w:t>Date:   07th May, 2026</w:t>
+              <w:t>Date:   15th May, 2026</w:t>
             </w:r>
           </w:p>
         </w:tc>
@@ -2389,174 +2254,441 @@
         <w:t>:</w:t>
       </w:r>
     </w:p>
-    <w:p>
-      <w:pPr>
-        <w:pStyle w:val="ListNumber"/>
-        <w:spacing w:before="0" w:after="40"/>
-        <w:ind w:left="720"/>
-      </w:pPr>
-      <w:r>
-        <w:rPr>
-          <w:rFonts w:ascii="Adani" w:hAnsi="Adani"/>
-          <w:b w:val="0"/>
-          <w:sz w:val="20"/>
-          <w:u w:val="none"/>
-        </w:rPr>
-        <w:t>Father</w:t>
-        <w:tab/>
-        <w:tab/>
-        <w:t>:</w:t>
-        <w:tab/>
-        <w:t>NIL</w:t>
-      </w:r>
-    </w:p>
-    <w:p>
-      <w:pPr>
-        <w:pStyle w:val="ListNumber"/>
-        <w:spacing w:before="0" w:after="40"/>
-        <w:ind w:left="720"/>
-      </w:pPr>
-      <w:r>
-        <w:rPr>
-          <w:rFonts w:ascii="Adani" w:hAnsi="Adani"/>
-          <w:b w:val="0"/>
-          <w:sz w:val="20"/>
-          <w:u w:val="none"/>
-        </w:rPr>
-        <w:t>Mother</w:t>
-        <w:tab/>
-        <w:tab/>
-        <w:t>:</w:t>
-        <w:tab/>
-        <w:t>NIL</w:t>
-      </w:r>
-    </w:p>
-    <w:p>
-      <w:pPr>
-        <w:pStyle w:val="ListNumber"/>
-        <w:spacing w:before="0" w:after="40"/>
-        <w:ind w:left="720"/>
-      </w:pPr>
-      <w:r>
-        <w:rPr>
-          <w:rFonts w:ascii="Adani" w:hAnsi="Adani"/>
-          <w:b w:val="0"/>
-          <w:sz w:val="20"/>
-          <w:u w:val="none"/>
-        </w:rPr>
-        <w:t>Son</w:t>
-        <w:tab/>
-        <w:tab/>
-        <w:t>:</w:t>
-        <w:tab/>
-        <w:t>NIL</w:t>
-      </w:r>
-    </w:p>
-    <w:p>
-      <w:pPr>
-        <w:pStyle w:val="ListNumber"/>
-        <w:spacing w:before="0" w:after="40"/>
-        <w:ind w:left="720"/>
-      </w:pPr>
-      <w:r>
-        <w:rPr>
-          <w:rFonts w:ascii="Adani" w:hAnsi="Adani"/>
-          <w:b w:val="0"/>
-          <w:sz w:val="20"/>
-          <w:u w:val="none"/>
-        </w:rPr>
-        <w:t>Son's Wife</w:t>
-        <w:tab/>
-        <w:tab/>
-        <w:t>:</w:t>
-        <w:tab/>
-        <w:t>NIL</w:t>
-      </w:r>
-    </w:p>
-    <w:p>
-      <w:pPr>
-        <w:pStyle w:val="ListNumber"/>
-        <w:spacing w:before="0" w:after="40"/>
-        <w:ind w:left="720"/>
-      </w:pPr>
-      <w:r>
-        <w:rPr>
-          <w:rFonts w:ascii="Adani" w:hAnsi="Adani"/>
-          <w:b w:val="0"/>
-          <w:sz w:val="20"/>
-          <w:u w:val="none"/>
-        </w:rPr>
-        <w:t>Daughter</w:t>
-        <w:tab/>
-        <w:tab/>
-        <w:t>:</w:t>
-        <w:tab/>
-        <w:t>NIL</w:t>
-      </w:r>
-    </w:p>
-    <w:p>
-      <w:pPr>
-        <w:pStyle w:val="ListNumber"/>
-        <w:spacing w:before="0" w:after="40"/>
-        <w:ind w:left="720"/>
-      </w:pPr>
-      <w:r>
-        <w:rPr>
-          <w:rFonts w:ascii="Adani" w:hAnsi="Adani"/>
-          <w:b w:val="0"/>
-          <w:sz w:val="20"/>
-          <w:u w:val="none"/>
-        </w:rPr>
-        <w:t>Daughter's Husband</w:t>
-        <w:tab/>
-        <w:tab/>
-        <w:t>:</w:t>
-        <w:tab/>
-        <w:t>NIL</w:t>
-      </w:r>
-    </w:p>
-    <w:p>
-      <w:pPr>
-        <w:pStyle w:val="ListNumber"/>
-        <w:spacing w:before="0" w:after="40"/>
-        <w:ind w:left="720"/>
-      </w:pPr>
-      <w:r>
-        <w:rPr>
-          <w:rFonts w:ascii="Adani" w:hAnsi="Adani"/>
-          <w:b w:val="0"/>
-          <w:sz w:val="20"/>
-          <w:u w:val="none"/>
-        </w:rPr>
-        <w:t>Brother</w:t>
-        <w:tab/>
-        <w:tab/>
-        <w:t>:</w:t>
-        <w:tab/>
-        <w:t>NIL</w:t>
-      </w:r>
-    </w:p>
-    <w:p>
-      <w:pPr>
-        <w:pStyle w:val="ListNumber"/>
-        <w:spacing w:before="0" w:after="40"/>
-        <w:ind w:left="720"/>
-      </w:pPr>
-      <w:r>
-        <w:rPr>
-          <w:rFonts w:ascii="Adani" w:hAnsi="Adani"/>
-          <w:b w:val="0"/>
-          <w:sz w:val="20"/>
-          <w:u w:val="none"/>
-        </w:rPr>
-        <w:t>Sister</w:t>
-        <w:tab/>
-        <w:tab/>
-        <w:t>:</w:t>
-        <w:tab/>
-        <w:t>NIL</w:t>
-      </w:r>
-    </w:p>
+    <w:tbl>
+      <w:tblPr>
+        <w:tblW w:type="auto" w:w="0"/>
+        <w:jc w:val="left"/>
+        <w:tblLook w:firstColumn="1" w:firstRow="1" w:lastColumn="0" w:lastRow="0" w:noHBand="0" w:noVBand="1" w:val="04A0"/>
+      </w:tblPr>
+      <w:tblGrid>
+        <w:gridCol w:w="4536"/>
+        <w:gridCol w:w="4536"/>
+      </w:tblGrid>
+      <w:tr>
+        <w:tc>
+          <w:tcPr>
+            <w:tcW w:type="dxa" w:w="4536"/>
+            <w:tcBorders>
+              <w:top w:val="none"/>
+              <w:bottom w:val="none"/>
+              <w:left w:val="none"/>
+              <w:right w:val="none"/>
+            </w:tcBorders>
+          </w:tcPr>
+          <w:p>
+            <w:pPr>
+              <w:ind w:left="720"/>
+            </w:pPr>
+            <w:r>
+              <w:rPr>
+                <w:rFonts w:ascii="Adani" w:hAnsi="Adani"/>
+                <w:b w:val="0"/>
+                <w:sz w:val="20"/>
+                <w:u w:val="none"/>
+              </w:rPr>
+              <w:t>1.</w:t>
+              <w:tab/>
+              <w:t>Father</w:t>
+              <w:tab/>
+              <w:t>:</w:t>
+            </w:r>
+          </w:p>
+        </w:tc>
+        <w:tc>
+          <w:tcPr>
+            <w:tcW w:type="dxa" w:w="4536"/>
+            <w:tcBorders>
+              <w:top w:val="none"/>
+              <w:bottom w:val="none"/>
+              <w:left w:val="none"/>
+              <w:right w:val="none"/>
+            </w:tcBorders>
+          </w:tcPr>
+          <w:p>
+            <w:r>
+              <w:rPr>
+                <w:rFonts w:ascii="Adani" w:hAnsi="Adani"/>
+                <w:b w:val="0"/>
+                <w:sz w:val="20"/>
+                <w:u w:val="none"/>
+              </w:rPr>
+              <w:t>NIL</w:t>
+            </w:r>
+          </w:p>
+        </w:tc>
+      </w:tr>
+      <w:tr>
+        <w:tc>
+          <w:tcPr>
+            <w:tcW w:type="dxa" w:w="4536"/>
+            <w:tcBorders>
+              <w:top w:val="none"/>
+              <w:bottom w:val="none"/>
+              <w:left w:val="none"/>
+              <w:right w:val="none"/>
+            </w:tcBorders>
+          </w:tcPr>
+          <w:p>
+            <w:pPr>
+              <w:ind w:left="720"/>
+            </w:pPr>
+            <w:r>
+              <w:rPr>
+                <w:rFonts w:ascii="Adani" w:hAnsi="Adani"/>
+                <w:b w:val="0"/>
+                <w:sz w:val="20"/>
+                <w:u w:val="none"/>
+              </w:rPr>
+              <w:t>2.</w:t>
+              <w:tab/>
+              <w:t>Mother</w:t>
+              <w:tab/>
+              <w:t>:</w:t>
+            </w:r>
+          </w:p>
+        </w:tc>
+        <w:tc>
+          <w:tcPr>
+            <w:tcW w:type="dxa" w:w="4536"/>
+            <w:tcBorders>
+              <w:top w:val="none"/>
+              <w:bottom w:val="none"/>
+              <w:left w:val="none"/>
+              <w:right w:val="none"/>
+            </w:tcBorders>
+          </w:tcPr>
+          <w:p>
+            <w:r>
+              <w:rPr>
+                <w:rFonts w:ascii="Adani" w:hAnsi="Adani"/>
+                <w:b w:val="0"/>
+                <w:sz w:val="20"/>
+                <w:u w:val="none"/>
+              </w:rPr>
+              <w:t>NIL</w:t>
+            </w:r>
+          </w:p>
+        </w:tc>
+      </w:tr>
+      <w:tr>
+        <w:tc>
+          <w:tcPr>
+            <w:tcW w:type="dxa" w:w="4536"/>
+            <w:tcBorders>
+              <w:top w:val="none"/>
+              <w:bottom w:val="none"/>
+              <w:left w:val="none"/>
+              <w:right w:val="none"/>
+            </w:tcBorders>
+          </w:tcPr>
+          <w:p>
+            <w:pPr>
+              <w:ind w:left="720"/>
+            </w:pPr>
+            <w:r>
+              <w:rPr>
+                <w:rFonts w:ascii="Adani" w:hAnsi="Adani"/>
+                <w:b w:val="0"/>
+                <w:sz w:val="20"/>
+                <w:u w:val="none"/>
+              </w:rPr>
+              <w:t>3.</w:t>
+              <w:tab/>
+              <w:t>Son</w:t>
+              <w:tab/>
+              <w:t>:</w:t>
+            </w:r>
+          </w:p>
+        </w:tc>
+        <w:tc>
+          <w:tcPr>
+            <w:tcW w:type="dxa" w:w="4536"/>
+            <w:tcBorders>
+              <w:top w:val="none"/>
+              <w:bottom w:val="none"/>
+              <w:left w:val="none"/>
+              <w:right w:val="none"/>
+            </w:tcBorders>
+          </w:tcPr>
+          <w:p>
+            <w:r>
+              <w:rPr>
+                <w:rFonts w:ascii="Adani" w:hAnsi="Adani"/>
+                <w:b w:val="0"/>
+                <w:sz w:val="20"/>
+                <w:u w:val="none"/>
+              </w:rPr>
+              <w:t>NIL</w:t>
+            </w:r>
+          </w:p>
+        </w:tc>
+      </w:tr>
+      <w:tr>
+        <w:tc>
+          <w:tcPr>
+            <w:tcW w:type="dxa" w:w="4536"/>
+            <w:tcBorders>
+              <w:top w:val="none"/>
+              <w:bottom w:val="none"/>
+              <w:left w:val="none"/>
+              <w:right w:val="none"/>
+            </w:tcBorders>
+          </w:tcPr>
+          <w:p>
+            <w:pPr>
+              <w:ind w:left="720"/>
+            </w:pPr>
+            <w:r>
+              <w:rPr>
+                <w:rFonts w:ascii="Adani" w:hAnsi="Adani"/>
+                <w:b w:val="0"/>
+                <w:sz w:val="20"/>
+                <w:u w:val="none"/>
+              </w:rPr>
+              <w:t>4.</w:t>
+              <w:tab/>
+              <w:t>Son's Wife</w:t>
+              <w:tab/>
+              <w:t>:</w:t>
+            </w:r>
+          </w:p>
+        </w:tc>
+        <w:tc>
+          <w:tcPr>
+            <w:tcW w:type="dxa" w:w="4536"/>
+            <w:tcBorders>
+              <w:top w:val="none"/>
+              <w:bottom w:val="none"/>
+              <w:left w:val="none"/>
+              <w:right w:val="none"/>
+            </w:tcBorders>
+          </w:tcPr>
+          <w:p>
+            <w:r>
+              <w:rPr>
+                <w:rFonts w:ascii="Adani" w:hAnsi="Adani"/>
+                <w:b w:val="0"/>
+                <w:sz w:val="20"/>
+                <w:u w:val="none"/>
+              </w:rPr>
+              <w:t>NIL</w:t>
+            </w:r>
+          </w:p>
+        </w:tc>
+      </w:tr>
+      <w:tr>
+        <w:tc>
+          <w:tcPr>
+            <w:tcW w:type="dxa" w:w="4536"/>
+            <w:tcBorders>
+              <w:top w:val="none"/>
+              <w:bottom w:val="none"/>
+              <w:left w:val="none"/>
+              <w:right w:val="none"/>
+            </w:tcBorders>
+          </w:tcPr>
+          <w:p>
+            <w:pPr>
+              <w:ind w:left="720"/>
+            </w:pPr>
+            <w:r>
+              <w:rPr>
+                <w:rFonts w:ascii="Adani" w:hAnsi="Adani"/>
+                <w:b w:val="0"/>
+                <w:sz w:val="20"/>
+                <w:u w:val="none"/>
+              </w:rPr>
+              <w:t>5.</w:t>
+              <w:tab/>
+              <w:t>Daughter</w:t>
+              <w:tab/>
+              <w:t>:</w:t>
+            </w:r>
+          </w:p>
+        </w:tc>
+        <w:tc>
+          <w:tcPr>
+            <w:tcW w:type="dxa" w:w="4536"/>
+            <w:tcBorders>
+              <w:top w:val="none"/>
+              <w:bottom w:val="none"/>
+              <w:left w:val="none"/>
+              <w:right w:val="none"/>
+            </w:tcBorders>
+          </w:tcPr>
+          <w:p>
+            <w:r>
+              <w:rPr>
+                <w:rFonts w:ascii="Adani" w:hAnsi="Adani"/>
+                <w:b w:val="0"/>
+                <w:sz w:val="20"/>
+                <w:u w:val="none"/>
+              </w:rPr>
+              <w:t>NIL</w:t>
+            </w:r>
+          </w:p>
+        </w:tc>
+      </w:tr>
+      <w:tr>
+        <w:tc>
+          <w:tcPr>
+            <w:tcW w:type="dxa" w:w="4536"/>
+            <w:tcBorders>
+              <w:top w:val="none"/>
+              <w:bottom w:val="none"/>
+              <w:left w:val="none"/>
+              <w:right w:val="none"/>
+            </w:tcBorders>
+          </w:tcPr>
+          <w:p>
+            <w:pPr>
+              <w:ind w:left="720"/>
+            </w:pPr>
+            <w:r>
+              <w:rPr>
+                <w:rFonts w:ascii="Adani" w:hAnsi="Adani"/>
+                <w:b w:val="0"/>
+                <w:sz w:val="20"/>
+                <w:u w:val="none"/>
+              </w:rPr>
+              <w:t>6.</w:t>
+              <w:tab/>
+              <w:t>Daughter's Husband</w:t>
+              <w:tab/>
+              <w:t>:</w:t>
+            </w:r>
+          </w:p>
+        </w:tc>
+        <w:tc>
+          <w:tcPr>
+            <w:tcW w:type="dxa" w:w="4536"/>
+            <w:tcBorders>
+              <w:top w:val="none"/>
+              <w:bottom w:val="none"/>
+              <w:left w:val="none"/>
+              <w:right w:val="none"/>
+            </w:tcBorders>
+          </w:tcPr>
+          <w:p>
+            <w:r>
+              <w:rPr>
+                <w:rFonts w:ascii="Adani" w:hAnsi="Adani"/>
+                <w:b w:val="0"/>
+                <w:sz w:val="20"/>
+                <w:u w:val="none"/>
+              </w:rPr>
+              <w:t>NIL</w:t>
+            </w:r>
+          </w:p>
+        </w:tc>
+      </w:tr>
+      <w:tr>
+        <w:tc>
+          <w:tcPr>
+            <w:tcW w:type="dxa" w:w="4536"/>
+            <w:tcBorders>
+              <w:top w:val="none"/>
+              <w:bottom w:val="none"/>
+              <w:left w:val="none"/>
+              <w:right w:val="none"/>
+            </w:tcBorders>
+          </w:tcPr>
+          <w:p>
+            <w:pPr>
+              <w:ind w:left="720"/>
+            </w:pPr>
+            <w:r>
+              <w:rPr>
+                <w:rFonts w:ascii="Adani" w:hAnsi="Adani"/>
+                <w:b w:val="0"/>
+                <w:sz w:val="20"/>
+                <w:u w:val="none"/>
+              </w:rPr>
+              <w:t>7.</w:t>
+              <w:tab/>
+              <w:t>Brother</w:t>
+              <w:tab/>
+              <w:t>:</w:t>
+            </w:r>
+          </w:p>
+        </w:tc>
+        <w:tc>
+          <w:tcPr>
+            <w:tcW w:type="dxa" w:w="4536"/>
+            <w:tcBorders>
+              <w:top w:val="none"/>
+              <w:bottom w:val="none"/>
+              <w:left w:val="none"/>
+              <w:right w:val="none"/>
+            </w:tcBorders>
+          </w:tcPr>
+          <w:p>
+            <w:r>
+              <w:rPr>
+                <w:rFonts w:ascii="Adani" w:hAnsi="Adani"/>
+                <w:b w:val="0"/>
+                <w:sz w:val="20"/>
+                <w:u w:val="none"/>
+              </w:rPr>
+              <w:t>NIL</w:t>
+            </w:r>
+          </w:p>
+        </w:tc>
+      </w:tr>
+      <w:tr>
+        <w:tc>
+          <w:tcPr>
+            <w:tcW w:type="dxa" w:w="4536"/>
+            <w:tcBorders>
+              <w:top w:val="none"/>
+              <w:bottom w:val="none"/>
+              <w:left w:val="none"/>
+              <w:right w:val="none"/>
+            </w:tcBorders>
+          </w:tcPr>
+          <w:p>
+            <w:pPr>
+              <w:ind w:left="720"/>
+            </w:pPr>
+            <w:r>
+              <w:rPr>
+                <w:rFonts w:ascii="Adani" w:hAnsi="Adani"/>
+                <w:b w:val="0"/>
+                <w:sz w:val="20"/>
+                <w:u w:val="none"/>
+              </w:rPr>
+              <w:t>8.</w:t>
+              <w:tab/>
+              <w:t>Sister</w:t>
+              <w:tab/>
+              <w:t>:</w:t>
+            </w:r>
+          </w:p>
+        </w:tc>
+        <w:tc>
+          <w:tcPr>
+            <w:tcW w:type="dxa" w:w="4536"/>
+            <w:tcBorders>
+              <w:top w:val="none"/>
+              <w:bottom w:val="none"/>
+              <w:left w:val="none"/>
+              <w:right w:val="none"/>
+            </w:tcBorders>
+          </w:tcPr>
+          <w:p>
+            <w:r>
+              <w:rPr>
+                <w:rFonts w:ascii="Adani" w:hAnsi="Adani"/>
+                <w:b w:val="0"/>
+                <w:sz w:val="20"/>
+                <w:u w:val="none"/>
+              </w:rPr>
+              <w:t>NIL</w:t>
+            </w:r>
+          </w:p>
+        </w:tc>
+      </w:tr>
+    </w:tbl>
     <w:p/>
     <w:p>
       <w:pPr>
@@ -2893,7 +3025,7 @@
                 <w:sz w:val="18"/>
                 <w:u w:val="none"/>
               </w:rPr>
-              <w:t>Date:   07th May, 2026</w:t>
+              <w:t>Date:   15th May, 2026</w:t>
             </w:r>
           </w:p>
         </w:tc>
@@ -3054,7 +3186,7 @@
           <w:sz w:val="20"/>
           <w:u w:val="none"/>
         </w:rPr>
-        <w:t>07th May, 2026</w:t>
+        <w:t>15th May, 2026</w:t>
       </w:r>
     </w:p>
     <w:p>
@@ -3159,6 +3291,21 @@
           <w:sz w:val="20"/>
           <w:u w:val="none"/>
         </w:rPr>
+        <w:t>ADANI SOLAR ENERGY JODHPUR THREE LIMITED</w:t>
+      </w:r>
+    </w:p>
+    <w:p>
+      <w:pPr>
+        <w:spacing w:before="0" w:after="20"/>
+        <w:jc w:val="left"/>
+      </w:pPr>
+      <w:r>
+        <w:rPr>
+          <w:rFonts w:ascii="Adani" w:hAnsi="Adani"/>
+          <w:b/>
+          <w:sz w:val="20"/>
+          <w:u w:val="none"/>
+        </w:rPr>
         <w:t>ADANI SOLAR ENERGY JODHPUR FIVE LIMITED</w:t>
       </w:r>
     </w:p>
@@ -3174,22 +3321,7 @@
           <w:sz w:val="20"/>
           <w:u w:val="none"/>
         </w:rPr>
-        <w:t>ADANI SOLAR ENERGY JODHPUR THREE LIMITED</w:t>
-      </w:r>
-    </w:p>
-    <w:p>
-      <w:pPr>
-        <w:spacing w:before="0" w:after="20"/>
-        <w:jc w:val="left"/>
-      </w:pPr>
-      <w:r>
-        <w:rPr>
-          <w:rFonts w:ascii="Adani" w:hAnsi="Adani"/>
-          <w:b/>
-          <w:sz w:val="20"/>
-          <w:u w:val="none"/>
-        </w:rPr>
-        <w:t>ADANI SOLAR ENERGY AP SIX PRIVATE LIMITED</w:t>
+        <w:t>ADANI SOLAR ENERGY KA NINE LIMITED</w:t>
       </w:r>
     </w:p>
     <w:p>
@@ -3219,7 +3351,7 @@
           <w:sz w:val="20"/>
           <w:u w:val="none"/>
         </w:rPr>
-        <w:t>ADANI SOLAR ENERGY KA NINE LIMITED</w:t>
+        <w:t>ADANI SOLAR ENERGY AP SIX PRIVATE LIMITED</w:t>
       </w:r>
     </w:p>
     <w:p>
@@ -3325,6 +3457,21 @@
           <w:sz w:val="20"/>
           <w:u w:val="none"/>
         </w:rPr>
+        <w:t>ADANI SOLAR ENERGY JODHPUR THREE LIMITED</w:t>
+      </w:r>
+    </w:p>
+    <w:p>
+      <w:pPr>
+        <w:spacing w:before="0" w:after="20"/>
+        <w:jc w:val="left"/>
+      </w:pPr>
+      <w:r>
+        <w:rPr>
+          <w:rFonts w:ascii="Adani" w:hAnsi="Adani"/>
+          <w:b w:val="0"/>
+          <w:sz w:val="20"/>
+          <w:u w:val="none"/>
+        </w:rPr>
         <w:t>ADANI SOLAR ENERGY JODHPUR FIVE LIMITED</w:t>
       </w:r>
     </w:p>
@@ -3340,7 +3487,7 @@
           <w:sz w:val="20"/>
           <w:u w:val="none"/>
         </w:rPr>
-        <w:t>ADANI SOLAR ENERGY JODHPUR THREE LIMITED</w:t>
+        <w:t>ADANI SOLAR ENERGY KA NINE LIMITED</w:t>
       </w:r>
     </w:p>
     <w:p>
@@ -3356,21 +3503,6 @@
           <w:u w:val="none"/>
         </w:rPr>
         <w:t>ADANI SOLAR ENERGY RJ ONE LIMITED</w:t>
-      </w:r>
-    </w:p>
-    <w:p>
-      <w:pPr>
-        <w:spacing w:before="0" w:after="20"/>
-        <w:jc w:val="left"/>
-      </w:pPr>
-      <w:r>
-        <w:rPr>
-          <w:rFonts w:ascii="Adani" w:hAnsi="Adani"/>
-          <w:b w:val="0"/>
-          <w:sz w:val="20"/>
-          <w:u w:val="none"/>
-        </w:rPr>
-        <w:t>ADANI SOLAR ENERGY KA NINE LIMITED</w:t>
       </w:r>
     </w:p>
     <w:p/>
@@ -4867,6 +4999,120 @@
                 <w:sz w:val="18"/>
                 <w:u w:val="none"/>
               </w:rPr>
+              <w:t>U74999GJ2017PLC166456</w:t>
+            </w:r>
+          </w:p>
+        </w:tc>
+        <w:tc>
+          <w:tcPr>
+            <w:tcW w:type="dxa" w:w="4252"/>
+            <w:shd w:val="clear" w:color="auto" w:fill="FFFFFF"/>
+            <w:tcBorders>
+              <w:top w:val="single" w:sz="4" w:space="0" w:color="000000"/>
+              <w:left w:val="single" w:sz="4" w:space="0" w:color="000000"/>
+              <w:bottom w:val="single" w:sz="4" w:space="0" w:color="000000"/>
+              <w:right w:val="single" w:sz="4" w:space="0" w:color="000000"/>
+            </w:tcBorders>
+            <w:vAlign w:val="center"/>
+          </w:tcPr>
+          <w:p>
+            <w:pPr>
+              <w:spacing w:before="40" w:after="40"/>
+              <w:jc w:val="left"/>
+            </w:pPr>
+            <w:r>
+              <w:rPr>
+                <w:rFonts w:ascii="Adani" w:hAnsi="Adani"/>
+                <w:b w:val="0"/>
+                <w:sz w:val="18"/>
+                <w:u w:val="none"/>
+              </w:rPr>
+              <w:t>ADANI SOLAR ENERGY JODHPUR THREE LIMITED</w:t>
+            </w:r>
+          </w:p>
+        </w:tc>
+        <w:tc>
+          <w:tcPr>
+            <w:tcW w:type="dxa" w:w="1587"/>
+            <w:shd w:val="clear" w:color="auto" w:fill="FFFFFF"/>
+            <w:tcBorders>
+              <w:top w:val="single" w:sz="4" w:space="0" w:color="000000"/>
+              <w:left w:val="single" w:sz="4" w:space="0" w:color="000000"/>
+              <w:bottom w:val="single" w:sz="4" w:space="0" w:color="000000"/>
+              <w:right w:val="single" w:sz="4" w:space="0" w:color="000000"/>
+            </w:tcBorders>
+            <w:vAlign w:val="center"/>
+          </w:tcPr>
+          <w:p>
+            <w:pPr>
+              <w:spacing w:before="40" w:after="40"/>
+              <w:jc w:val="left"/>
+            </w:pPr>
+            <w:r>
+              <w:rPr>
+                <w:rFonts w:ascii="Adani" w:hAnsi="Adani"/>
+                <w:b w:val="0"/>
+                <w:sz w:val="18"/>
+                <w:u w:val="none"/>
+              </w:rPr>
+              <w:t>Director</w:t>
+            </w:r>
+          </w:p>
+        </w:tc>
+        <w:tc>
+          <w:tcPr>
+            <w:tcW w:type="dxa" w:w="1304"/>
+            <w:shd w:val="clear" w:color="auto" w:fill="FFFFFF"/>
+            <w:tcBorders>
+              <w:top w:val="single" w:sz="4" w:space="0" w:color="000000"/>
+              <w:left w:val="single" w:sz="4" w:space="0" w:color="000000"/>
+              <w:bottom w:val="single" w:sz="4" w:space="0" w:color="000000"/>
+              <w:right w:val="single" w:sz="4" w:space="0" w:color="000000"/>
+            </w:tcBorders>
+            <w:vAlign w:val="center"/>
+          </w:tcPr>
+          <w:p>
+            <w:pPr>
+              <w:spacing w:before="40" w:after="40"/>
+              <w:jc w:val="left"/>
+            </w:pPr>
+            <w:r>
+              <w:rPr>
+                <w:rFonts w:ascii="Adani" w:hAnsi="Adani"/>
+                <w:b w:val="0"/>
+                <w:sz w:val="18"/>
+                <w:u w:val="none"/>
+              </w:rPr>
+              <w:t>27/11/2021</w:t>
+            </w:r>
+          </w:p>
+        </w:tc>
+      </w:tr>
+      <w:tr>
+        <w:tc>
+          <w:tcPr>
+            <w:tcW w:type="dxa" w:w="2268"/>
+            <w:shd w:val="clear" w:color="auto" w:fill="FFFFFF"/>
+            <w:tcBorders>
+              <w:top w:val="single" w:sz="4" w:space="0" w:color="000000"/>
+              <w:left w:val="single" w:sz="4" w:space="0" w:color="000000"/>
+              <w:bottom w:val="single" w:sz="4" w:space="0" w:color="000000"/>
+              <w:right w:val="single" w:sz="4" w:space="0" w:color="000000"/>
+            </w:tcBorders>
+            <w:vAlign w:val="center"/>
+          </w:tcPr>
+          <w:p>
+            <w:pPr>
+              <w:spacing w:before="40" w:after="40"/>
+              <w:jc w:val="left"/>
+            </w:pPr>
+            <w:r>
+              <w:rPr>
+                <w:rFonts w:ascii="Adani" w:hAnsi="Adani"/>
+                <w:b w:val="0"/>
+                <w:sz w:val="18"/>
+                <w:u w:val="none"/>
+              </w:rPr>
               <w:t>U74999DL2018PLC331864</w:t>
             </w:r>
           </w:p>
@@ -4981,7 +5227,7 @@
                 <w:sz w:val="18"/>
                 <w:u w:val="none"/>
               </w:rPr>
-              <w:t>U74999GJ2017PLC166456</w:t>
+              <w:t>U74999DL2018PLC336949</w:t>
             </w:r>
           </w:p>
         </w:tc>
@@ -5009,121 +5255,7 @@
                 <w:sz w:val="18"/>
                 <w:u w:val="none"/>
               </w:rPr>
-              <w:t>ADANI SOLAR ENERGY JODHPUR THREE LIMITED</w:t>
-            </w:r>
-          </w:p>
-        </w:tc>
-        <w:tc>
-          <w:tcPr>
-            <w:tcW w:type="dxa" w:w="1587"/>
-            <w:shd w:val="clear" w:color="auto" w:fill="FFFFFF"/>
-            <w:tcBorders>
-              <w:top w:val="single" w:sz="4" w:space="0" w:color="000000"/>
-              <w:left w:val="single" w:sz="4" w:space="0" w:color="000000"/>
-              <w:bottom w:val="single" w:sz="4" w:space="0" w:color="000000"/>
-              <w:right w:val="single" w:sz="4" w:space="0" w:color="000000"/>
-            </w:tcBorders>
-            <w:vAlign w:val="center"/>
-          </w:tcPr>
-          <w:p>
-            <w:pPr>
-              <w:spacing w:before="40" w:after="40"/>
-              <w:jc w:val="left"/>
-            </w:pPr>
-            <w:r>
-              <w:rPr>
-                <w:rFonts w:ascii="Adani" w:hAnsi="Adani"/>
-                <w:b w:val="0"/>
-                <w:sz w:val="18"/>
-                <w:u w:val="none"/>
-              </w:rPr>
-              <w:t>Director</w:t>
-            </w:r>
-          </w:p>
-        </w:tc>
-        <w:tc>
-          <w:tcPr>
-            <w:tcW w:type="dxa" w:w="1304"/>
-            <w:shd w:val="clear" w:color="auto" w:fill="FFFFFF"/>
-            <w:tcBorders>
-              <w:top w:val="single" w:sz="4" w:space="0" w:color="000000"/>
-              <w:left w:val="single" w:sz="4" w:space="0" w:color="000000"/>
-              <w:bottom w:val="single" w:sz="4" w:space="0" w:color="000000"/>
-              <w:right w:val="single" w:sz="4" w:space="0" w:color="000000"/>
-            </w:tcBorders>
-            <w:vAlign w:val="center"/>
-          </w:tcPr>
-          <w:p>
-            <w:pPr>
-              <w:spacing w:before="40" w:after="40"/>
-              <w:jc w:val="left"/>
-            </w:pPr>
-            <w:r>
-              <w:rPr>
-                <w:rFonts w:ascii="Adani" w:hAnsi="Adani"/>
-                <w:b w:val="0"/>
-                <w:sz w:val="18"/>
-                <w:u w:val="none"/>
-              </w:rPr>
-              <w:t>27/11/2021</w:t>
-            </w:r>
-          </w:p>
-        </w:tc>
-      </w:tr>
-      <w:tr>
-        <w:tc>
-          <w:tcPr>
-            <w:tcW w:type="dxa" w:w="2268"/>
-            <w:shd w:val="clear" w:color="auto" w:fill="FFFFFF"/>
-            <w:tcBorders>
-              <w:top w:val="single" w:sz="4" w:space="0" w:color="000000"/>
-              <w:left w:val="single" w:sz="4" w:space="0" w:color="000000"/>
-              <w:bottom w:val="single" w:sz="4" w:space="0" w:color="000000"/>
-              <w:right w:val="single" w:sz="4" w:space="0" w:color="000000"/>
-            </w:tcBorders>
-            <w:vAlign w:val="center"/>
-          </w:tcPr>
-          <w:p>
-            <w:pPr>
-              <w:spacing w:before="40" w:after="40"/>
-              <w:jc w:val="left"/>
-            </w:pPr>
-            <w:r>
-              <w:rPr>
-                <w:rFonts w:ascii="Adani" w:hAnsi="Adani"/>
-                <w:b w:val="0"/>
-                <w:sz w:val="18"/>
-                <w:u w:val="none"/>
-              </w:rPr>
-              <w:t>U74140GJ2015PTC166455</w:t>
-            </w:r>
-          </w:p>
-        </w:tc>
-        <w:tc>
-          <w:tcPr>
-            <w:tcW w:type="dxa" w:w="4252"/>
-            <w:shd w:val="clear" w:color="auto" w:fill="FFFFFF"/>
-            <w:tcBorders>
-              <w:top w:val="single" w:sz="4" w:space="0" w:color="000000"/>
-              <w:left w:val="single" w:sz="4" w:space="0" w:color="000000"/>
-              <w:bottom w:val="single" w:sz="4" w:space="0" w:color="000000"/>
-              <w:right w:val="single" w:sz="4" w:space="0" w:color="000000"/>
-            </w:tcBorders>
-            <w:vAlign w:val="center"/>
-          </w:tcPr>
-          <w:p>
-            <w:pPr>
-              <w:spacing w:before="40" w:after="40"/>
-              <w:jc w:val="left"/>
-            </w:pPr>
-            <w:r>
-              <w:rPr>
-                <w:rFonts w:ascii="Adani" w:hAnsi="Adani"/>
-                <w:b w:val="0"/>
-                <w:sz w:val="18"/>
-                <w:u w:val="none"/>
-              </w:rPr>
-              <w:t>ADANI SOLAR ENERGY AP SIX PRIVATE LIMITED</w:t>
+              <w:t>ADANI SOLAR ENERGY KA NINE LIMITED</w:t>
             </w:r>
           </w:p>
         </w:tc>
@@ -5323,7 +5455,7 @@
                 <w:sz w:val="18"/>
                 <w:u w:val="none"/>
               </w:rPr>
-              <w:t>U74999DL2018PLC336949</w:t>
+              <w:t>U74140GJ2015PTC166455</w:t>
             </w:r>
           </w:p>
         </w:tc>
@@ -5351,7 +5483,7 @@
                 <w:sz w:val="18"/>
                 <w:u w:val="none"/>
               </w:rPr>
-              <w:t>ADANI SOLAR ENERGY KA NINE LIMITED</w:t>
+              <w:t>ADANI SOLAR ENERGY AP SIX PRIVATE LIMITED</w:t>
             </w:r>
           </w:p>
         </w:tc>

--- a/Backend/Director_Disclosure/Output_Disclosures/2024-25/ADANI_RENEWABLE_ENERGY_DEVCO_PRIVATE_LIMITED/MBP-1/MBP1_Prerak_Kanaiyalal_Thekadi_09221579.docx
+++ b/Backend/Director_Disclosure/Output_Disclosures/2024-25/ADANI_RENEWABLE_ENERGY_DEVCO_PRIVATE_LIMITED/MBP-1/MBP1_Prerak_Kanaiyalal_Thekadi_09221579.docx
@@ -389,7 +389,7 @@
                 <w:sz w:val="18"/>
                 <w:u w:val="none"/>
               </w:rPr>
-              <w:t>ADANI RENEWABLE ENERGY FIFTEEN LIMITED</w:t>
+              <w:t>ADANI SOLAR ENERGY AP EIGHT PRIVATE LIMITED</w:t>
             </w:r>
           </w:p>
         </w:tc>
@@ -531,7 +531,7 @@
                 <w:sz w:val="18"/>
                 <w:u w:val="none"/>
               </w:rPr>
-              <w:t>ADANI SOLAR ENERGY AP EIGHT PRIVATE LIMITED</w:t>
+              <w:t>ADANI SOLAR ENERGY AP SEVEN PRIVATE LIMITED</w:t>
             </w:r>
           </w:p>
         </w:tc>
@@ -673,7 +673,7 @@
                 <w:sz w:val="18"/>
                 <w:u w:val="none"/>
               </w:rPr>
-              <w:t>ADANI SOLAR ENERGY AP SEVEN PRIVATE LIMITED</w:t>
+              <w:t>ADANI RENEWABLE ENERGY FIFTEEN LIMITED</w:t>
             </w:r>
           </w:p>
         </w:tc>
@@ -815,7 +815,7 @@
                 <w:sz w:val="18"/>
                 <w:u w:val="none"/>
               </w:rPr>
-              <w:t>ADANI SOLAR ENERGY JODHPUR FOUR LIMITED</w:t>
+              <w:t>ADANI SOLAR ENERGY JODHPUR THREE LIMITED</w:t>
             </w:r>
           </w:p>
         </w:tc>
@@ -957,7 +957,7 @@
                 <w:sz w:val="18"/>
                 <w:u w:val="none"/>
               </w:rPr>
-              <w:t>ADANI SOLAR ENERGY JODHPUR THREE LIMITED</w:t>
+              <w:t>ADANI SOLAR ENERGY JODHPUR FOUR LIMITED</w:t>
             </w:r>
           </w:p>
         </w:tc>
@@ -1241,7 +1241,7 @@
                 <w:sz w:val="18"/>
                 <w:u w:val="none"/>
               </w:rPr>
-              <w:t>ADANI SOLAR ENERGY KA NINE LIMITED</w:t>
+              <w:t>ADANI RENEWABLE ENERGY DEVCO PRIVATE LIMITED</w:t>
             </w:r>
           </w:p>
         </w:tc>
@@ -1383,7 +1383,7 @@
                 <w:sz w:val="18"/>
                 <w:u w:val="none"/>
               </w:rPr>
-              <w:t>ADANI SOLAR ENERGY RJ ONE LIMITED</w:t>
+              <w:t>ADANI SOLAR ENERGY KA NINE LIMITED</w:t>
             </w:r>
           </w:p>
         </w:tc>
@@ -1667,7 +1667,7 @@
                 <w:sz w:val="18"/>
                 <w:u w:val="none"/>
               </w:rPr>
-              <w:t>ADANI RENEWABLE ENERGY DEVCO PRIVATE LIMITED</w:t>
+              <w:t>ADANI SOLAR ENERGY RJ ONE LIMITED</w:t>
             </w:r>
           </w:p>
         </w:tc>
@@ -1988,7 +1988,7 @@
                 <w:sz w:val="18"/>
                 <w:u w:val="none"/>
               </w:rPr>
-              <w:t>Date:   15th May, 2026</w:t>
+              <w:t>Date:   27th May, 2026</w:t>
             </w:r>
           </w:p>
         </w:tc>
@@ -3025,7 +3025,7 @@
                 <w:sz w:val="18"/>
                 <w:u w:val="none"/>
               </w:rPr>
-              <w:t>Date:   15th May, 2026</w:t>
+              <w:t>Date:   27th May, 2026</w:t>
             </w:r>
           </w:p>
         </w:tc>
@@ -3186,7 +3186,7 @@
           <w:sz w:val="20"/>
           <w:u w:val="none"/>
         </w:rPr>
-        <w:t>15th May, 2026</w:t>
+        <w:t>27th May, 2026</w:t>
       </w:r>
     </w:p>
     <w:p>
@@ -3231,21 +3231,6 @@
           <w:sz w:val="20"/>
           <w:u w:val="none"/>
         </w:rPr>
-        <w:t>ADANI RENEWABLE ENERGY FIFTEEN LIMITED</w:t>
-      </w:r>
-    </w:p>
-    <w:p>
-      <w:pPr>
-        <w:spacing w:before="0" w:after="20"/>
-        <w:jc w:val="left"/>
-      </w:pPr>
-      <w:r>
-        <w:rPr>
-          <w:rFonts w:ascii="Adani" w:hAnsi="Adani"/>
-          <w:b/>
-          <w:sz w:val="20"/>
-          <w:u w:val="none"/>
-        </w:rPr>
         <w:t>ADANI SOLAR ENERGY AP EIGHT PRIVATE LIMITED</w:t>
       </w:r>
     </w:p>
@@ -3276,7 +3261,7 @@
           <w:sz w:val="20"/>
           <w:u w:val="none"/>
         </w:rPr>
-        <w:t>ADANI SOLAR ENERGY JODHPUR FOUR LIMITED</w:t>
+        <w:t>ADANI RENEWABLE ENERGY FIFTEEN LIMITED</w:t>
       </w:r>
     </w:p>
     <w:p>
@@ -3306,7 +3291,37 @@
           <w:sz w:val="20"/>
           <w:u w:val="none"/>
         </w:rPr>
+        <w:t>ADANI SOLAR ENERGY JODHPUR FOUR LIMITED</w:t>
+      </w:r>
+    </w:p>
+    <w:p>
+      <w:pPr>
+        <w:spacing w:before="0" w:after="20"/>
+        <w:jc w:val="left"/>
+      </w:pPr>
+      <w:r>
+        <w:rPr>
+          <w:rFonts w:ascii="Adani" w:hAnsi="Adani"/>
+          <w:b/>
+          <w:sz w:val="20"/>
+          <w:u w:val="none"/>
+        </w:rPr>
         <w:t>ADANI SOLAR ENERGY JODHPUR FIVE LIMITED</w:t>
+      </w:r>
+    </w:p>
+    <w:p>
+      <w:pPr>
+        <w:spacing w:before="0" w:after="20"/>
+        <w:jc w:val="left"/>
+      </w:pPr>
+      <w:r>
+        <w:rPr>
+          <w:rFonts w:ascii="Adani" w:hAnsi="Adani"/>
+          <w:b/>
+          <w:sz w:val="20"/>
+          <w:u w:val="none"/>
+        </w:rPr>
+        <w:t>ADANI RENEWABLE ENERGY DEVCO PRIVATE LIMITED</w:t>
       </w:r>
     </w:p>
     <w:p>
@@ -3336,21 +3351,6 @@
           <w:sz w:val="20"/>
           <w:u w:val="none"/>
         </w:rPr>
-        <w:t>ADANI SOLAR ENERGY RJ ONE LIMITED</w:t>
-      </w:r>
-    </w:p>
-    <w:p>
-      <w:pPr>
-        <w:spacing w:before="0" w:after="20"/>
-        <w:jc w:val="left"/>
-      </w:pPr>
-      <w:r>
-        <w:rPr>
-          <w:rFonts w:ascii="Adani" w:hAnsi="Adani"/>
-          <w:b/>
-          <w:sz w:val="20"/>
-          <w:u w:val="none"/>
-        </w:rPr>
         <w:t>ADANI SOLAR ENERGY AP SIX PRIVATE LIMITED</w:t>
       </w:r>
     </w:p>
@@ -3366,7 +3366,7 @@
           <w:sz w:val="20"/>
           <w:u w:val="none"/>
         </w:rPr>
-        <w:t>ADANI RENEWABLE ENERGY DEVCO PRIVATE LIMITED</w:t>
+        <w:t>ADANI SOLAR ENERGY RJ ONE LIMITED</w:t>
       </w:r>
     </w:p>
     <w:p/>
@@ -3442,7 +3442,7 @@
           <w:sz w:val="20"/>
           <w:u w:val="none"/>
         </w:rPr>
-        <w:t>ADANI SOLAR ENERGY JODHPUR FOUR LIMITED</w:t>
+        <w:t>ADANI SOLAR ENERGY JODHPUR THREE LIMITED</w:t>
       </w:r>
     </w:p>
     <w:p>
@@ -3457,7 +3457,7 @@
           <w:sz w:val="20"/>
           <w:u w:val="none"/>
         </w:rPr>
-        <w:t>ADANI SOLAR ENERGY JODHPUR THREE LIMITED</w:t>
+        <w:t>ADANI SOLAR ENERGY JODHPUR FOUR LIMITED</w:t>
       </w:r>
     </w:p>
     <w:p>
@@ -3597,7 +3597,7 @@
           <w:sz w:val="20"/>
           <w:u w:val="none"/>
         </w:rPr>
-        <w:t>ADANI SOLAR ENERGY AP SIX PRIVATE LIMITED</w:t>
+        <w:t>ADANI RENEWABLE ENERGY DEVCO PRIVATE LIMITED</w:t>
       </w:r>
     </w:p>
     <w:p>
@@ -3612,7 +3612,7 @@
           <w:sz w:val="20"/>
           <w:u w:val="none"/>
         </w:rPr>
-        <w:t>ADANI RENEWABLE ENERGY DEVCO PRIVATE LIMITED</w:t>
+        <w:t>ADANI SOLAR ENERGY AP SIX PRIVATE LIMITED</w:t>
       </w:r>
     </w:p>
     <w:p/>
@@ -4543,120 +4543,6 @@
                 <w:sz w:val="18"/>
                 <w:u w:val="none"/>
               </w:rPr>
-              <w:t>U74999DL2018PLC335100</w:t>
-            </w:r>
-          </w:p>
-        </w:tc>
-        <w:tc>
-          <w:tcPr>
-            <w:tcW w:type="dxa" w:w="4252"/>
-            <w:shd w:val="clear" w:color="auto" w:fill="FFFFFF"/>
-            <w:tcBorders>
-              <w:top w:val="single" w:sz="4" w:space="0" w:color="000000"/>
-              <w:left w:val="single" w:sz="4" w:space="0" w:color="000000"/>
-              <w:bottom w:val="single" w:sz="4" w:space="0" w:color="000000"/>
-              <w:right w:val="single" w:sz="4" w:space="0" w:color="000000"/>
-            </w:tcBorders>
-            <w:vAlign w:val="center"/>
-          </w:tcPr>
-          <w:p>
-            <w:pPr>
-              <w:spacing w:before="40" w:after="40"/>
-              <w:jc w:val="left"/>
-            </w:pPr>
-            <w:r>
-              <w:rPr>
-                <w:rFonts w:ascii="Adani" w:hAnsi="Adani"/>
-                <w:b w:val="0"/>
-                <w:sz w:val="18"/>
-                <w:u w:val="none"/>
-              </w:rPr>
-              <w:t>ADANI RENEWABLE ENERGY FIFTEEN LIMITED</w:t>
-            </w:r>
-          </w:p>
-        </w:tc>
-        <w:tc>
-          <w:tcPr>
-            <w:tcW w:type="dxa" w:w="1587"/>
-            <w:shd w:val="clear" w:color="auto" w:fill="FFFFFF"/>
-            <w:tcBorders>
-              <w:top w:val="single" w:sz="4" w:space="0" w:color="000000"/>
-              <w:left w:val="single" w:sz="4" w:space="0" w:color="000000"/>
-              <w:bottom w:val="single" w:sz="4" w:space="0" w:color="000000"/>
-              <w:right w:val="single" w:sz="4" w:space="0" w:color="000000"/>
-            </w:tcBorders>
-            <w:vAlign w:val="center"/>
-          </w:tcPr>
-          <w:p>
-            <w:pPr>
-              <w:spacing w:before="40" w:after="40"/>
-              <w:jc w:val="left"/>
-            </w:pPr>
-            <w:r>
-              <w:rPr>
-                <w:rFonts w:ascii="Adani" w:hAnsi="Adani"/>
-                <w:b w:val="0"/>
-                <w:sz w:val="18"/>
-                <w:u w:val="none"/>
-              </w:rPr>
-              <w:t>Director</w:t>
-            </w:r>
-          </w:p>
-        </w:tc>
-        <w:tc>
-          <w:tcPr>
-            <w:tcW w:type="dxa" w:w="1304"/>
-            <w:shd w:val="clear" w:color="auto" w:fill="FFFFFF"/>
-            <w:tcBorders>
-              <w:top w:val="single" w:sz="4" w:space="0" w:color="000000"/>
-              <w:left w:val="single" w:sz="4" w:space="0" w:color="000000"/>
-              <w:bottom w:val="single" w:sz="4" w:space="0" w:color="000000"/>
-              <w:right w:val="single" w:sz="4" w:space="0" w:color="000000"/>
-            </w:tcBorders>
-            <w:vAlign w:val="center"/>
-          </w:tcPr>
-          <w:p>
-            <w:pPr>
-              <w:spacing w:before="40" w:after="40"/>
-              <w:jc w:val="left"/>
-            </w:pPr>
-            <w:r>
-              <w:rPr>
-                <w:rFonts w:ascii="Adani" w:hAnsi="Adani"/>
-                <w:b w:val="0"/>
-                <w:sz w:val="18"/>
-                <w:u w:val="none"/>
-              </w:rPr>
-              <w:t>29/11/2021</w:t>
-            </w:r>
-          </w:p>
-        </w:tc>
-      </w:tr>
-      <w:tr>
-        <w:tc>
-          <w:tcPr>
-            <w:tcW w:type="dxa" w:w="2268"/>
-            <w:shd w:val="clear" w:color="auto" w:fill="FFFFFF"/>
-            <w:tcBorders>
-              <w:top w:val="single" w:sz="4" w:space="0" w:color="000000"/>
-              <w:left w:val="single" w:sz="4" w:space="0" w:color="000000"/>
-              <w:bottom w:val="single" w:sz="4" w:space="0" w:color="000000"/>
-              <w:right w:val="single" w:sz="4" w:space="0" w:color="000000"/>
-            </w:tcBorders>
-            <w:vAlign w:val="center"/>
-          </w:tcPr>
-          <w:p>
-            <w:pPr>
-              <w:spacing w:before="40" w:after="40"/>
-              <w:jc w:val="left"/>
-            </w:pPr>
-            <w:r>
-              <w:rPr>
-                <w:rFonts w:ascii="Adani" w:hAnsi="Adani"/>
-                <w:b w:val="0"/>
-                <w:sz w:val="18"/>
-                <w:u w:val="none"/>
-              </w:rPr>
               <w:t>U74999GJ2018PTC167234</w:t>
             </w:r>
           </w:p>
@@ -4885,7 +4771,7 @@
                 <w:sz w:val="18"/>
                 <w:u w:val="none"/>
               </w:rPr>
-              <w:t>U74999GJ2017PLC166457</w:t>
+              <w:t>U74999DL2018PLC335100</w:t>
             </w:r>
           </w:p>
         </w:tc>
@@ -4913,7 +4799,121 @@
                 <w:sz w:val="18"/>
                 <w:u w:val="none"/>
               </w:rPr>
-              <w:t>ADANI SOLAR ENERGY JODHPUR FOUR LIMITED</w:t>
+              <w:t>ADANI RENEWABLE ENERGY FIFTEEN LIMITED</w:t>
+            </w:r>
+          </w:p>
+        </w:tc>
+        <w:tc>
+          <w:tcPr>
+            <w:tcW w:type="dxa" w:w="1587"/>
+            <w:shd w:val="clear" w:color="auto" w:fill="FFFFFF"/>
+            <w:tcBorders>
+              <w:top w:val="single" w:sz="4" w:space="0" w:color="000000"/>
+              <w:left w:val="single" w:sz="4" w:space="0" w:color="000000"/>
+              <w:bottom w:val="single" w:sz="4" w:space="0" w:color="000000"/>
+              <w:right w:val="single" w:sz="4" w:space="0" w:color="000000"/>
+            </w:tcBorders>
+            <w:vAlign w:val="center"/>
+          </w:tcPr>
+          <w:p>
+            <w:pPr>
+              <w:spacing w:before="40" w:after="40"/>
+              <w:jc w:val="left"/>
+            </w:pPr>
+            <w:r>
+              <w:rPr>
+                <w:rFonts w:ascii="Adani" w:hAnsi="Adani"/>
+                <w:b w:val="0"/>
+                <w:sz w:val="18"/>
+                <w:u w:val="none"/>
+              </w:rPr>
+              <w:t>Director</w:t>
+            </w:r>
+          </w:p>
+        </w:tc>
+        <w:tc>
+          <w:tcPr>
+            <w:tcW w:type="dxa" w:w="1304"/>
+            <w:shd w:val="clear" w:color="auto" w:fill="FFFFFF"/>
+            <w:tcBorders>
+              <w:top w:val="single" w:sz="4" w:space="0" w:color="000000"/>
+              <w:left w:val="single" w:sz="4" w:space="0" w:color="000000"/>
+              <w:bottom w:val="single" w:sz="4" w:space="0" w:color="000000"/>
+              <w:right w:val="single" w:sz="4" w:space="0" w:color="000000"/>
+            </w:tcBorders>
+            <w:vAlign w:val="center"/>
+          </w:tcPr>
+          <w:p>
+            <w:pPr>
+              <w:spacing w:before="40" w:after="40"/>
+              <w:jc w:val="left"/>
+            </w:pPr>
+            <w:r>
+              <w:rPr>
+                <w:rFonts w:ascii="Adani" w:hAnsi="Adani"/>
+                <w:b w:val="0"/>
+                <w:sz w:val="18"/>
+                <w:u w:val="none"/>
+              </w:rPr>
+              <w:t>29/11/2021</w:t>
+            </w:r>
+          </w:p>
+        </w:tc>
+      </w:tr>
+      <w:tr>
+        <w:tc>
+          <w:tcPr>
+            <w:tcW w:type="dxa" w:w="2268"/>
+            <w:shd w:val="clear" w:color="auto" w:fill="FFFFFF"/>
+            <w:tcBorders>
+              <w:top w:val="single" w:sz="4" w:space="0" w:color="000000"/>
+              <w:left w:val="single" w:sz="4" w:space="0" w:color="000000"/>
+              <w:bottom w:val="single" w:sz="4" w:space="0" w:color="000000"/>
+              <w:right w:val="single" w:sz="4" w:space="0" w:color="000000"/>
+            </w:tcBorders>
+            <w:vAlign w:val="center"/>
+          </w:tcPr>
+          <w:p>
+            <w:pPr>
+              <w:spacing w:before="40" w:after="40"/>
+              <w:jc w:val="left"/>
+            </w:pPr>
+            <w:r>
+              <w:rPr>
+                <w:rFonts w:ascii="Adani" w:hAnsi="Adani"/>
+                <w:b w:val="0"/>
+                <w:sz w:val="18"/>
+                <w:u w:val="none"/>
+              </w:rPr>
+              <w:t>U74999GJ2017PLC166456</w:t>
+            </w:r>
+          </w:p>
+        </w:tc>
+        <w:tc>
+          <w:tcPr>
+            <w:tcW w:type="dxa" w:w="4252"/>
+            <w:shd w:val="clear" w:color="auto" w:fill="FFFFFF"/>
+            <w:tcBorders>
+              <w:top w:val="single" w:sz="4" w:space="0" w:color="000000"/>
+              <w:left w:val="single" w:sz="4" w:space="0" w:color="000000"/>
+              <w:bottom w:val="single" w:sz="4" w:space="0" w:color="000000"/>
+              <w:right w:val="single" w:sz="4" w:space="0" w:color="000000"/>
+            </w:tcBorders>
+            <w:vAlign w:val="center"/>
+          </w:tcPr>
+          <w:p>
+            <w:pPr>
+              <w:spacing w:before="40" w:after="40"/>
+              <w:jc w:val="left"/>
+            </w:pPr>
+            <w:r>
+              <w:rPr>
+                <w:rFonts w:ascii="Adani" w:hAnsi="Adani"/>
+                <w:b w:val="0"/>
+                <w:sz w:val="18"/>
+                <w:u w:val="none"/>
+              </w:rPr>
+              <w:t>ADANI SOLAR ENERGY JODHPUR THREE LIMITED</w:t>
             </w:r>
           </w:p>
         </w:tc>
@@ -4999,7 +4999,7 @@
                 <w:sz w:val="18"/>
                 <w:u w:val="none"/>
               </w:rPr>
-              <w:t>U74999GJ2017PLC166456</w:t>
+              <w:t>U74999GJ2017PLC166457</w:t>
             </w:r>
           </w:p>
         </w:tc>
@@ -5027,7 +5027,7 @@
                 <w:sz w:val="18"/>
                 <w:u w:val="none"/>
               </w:rPr>
-              <w:t>ADANI SOLAR ENERGY JODHPUR THREE LIMITED</w:t>
+              <w:t>ADANI SOLAR ENERGY JODHPUR FOUR LIMITED</w:t>
             </w:r>
           </w:p>
         </w:tc>
@@ -5227,7 +5227,7 @@
                 <w:sz w:val="18"/>
                 <w:u w:val="none"/>
               </w:rPr>
-              <w:t>U74999DL2018PLC336949</w:t>
+              <w:t>U74140DL2015PTC283928</w:t>
             </w:r>
           </w:p>
         </w:tc>
@@ -5255,7 +5255,7 @@
                 <w:sz w:val="18"/>
                 <w:u w:val="none"/>
               </w:rPr>
-              <w:t>ADANI SOLAR ENERGY KA NINE LIMITED</w:t>
+              <w:t>ADANI RENEWABLE ENERGY DEVCO PRIVATE LIMITED</w:t>
             </w:r>
           </w:p>
         </w:tc>
@@ -5341,7 +5341,7 @@
                 <w:sz w:val="18"/>
                 <w:u w:val="none"/>
               </w:rPr>
-              <w:t>U74999DL2018PLC331785</w:t>
+              <w:t>U74999DL2018PLC336949</w:t>
             </w:r>
           </w:p>
         </w:tc>
@@ -5369,7 +5369,7 @@
                 <w:sz w:val="18"/>
                 <w:u w:val="none"/>
               </w:rPr>
-              <w:t>ADANI SOLAR ENERGY RJ ONE LIMITED</w:t>
+              <w:t>ADANI SOLAR ENERGY KA NINE LIMITED</w:t>
             </w:r>
           </w:p>
         </w:tc>
@@ -5569,7 +5569,7 @@
                 <w:sz w:val="18"/>
                 <w:u w:val="none"/>
               </w:rPr>
-              <w:t>U74140DL2015PTC283928</w:t>
+              <w:t>U74999DL2018PLC331785</w:t>
             </w:r>
           </w:p>
         </w:tc>
@@ -5597,7 +5597,7 @@
                 <w:sz w:val="18"/>
                 <w:u w:val="none"/>
               </w:rPr>
-              <w:t>ADANI RENEWABLE ENERGY DEVCO PRIVATE LIMITED</w:t>
+              <w:t>ADANI SOLAR ENERGY RJ ONE LIMITED</w:t>
             </w:r>
           </w:p>
         </w:tc>

--- a/Backend/Director_Disclosure/Output_Disclosures/2024-25/ADANI_RENEWABLE_ENERGY_DEVCO_PRIVATE_LIMITED/MBP-1/MBP1_Prerak_Kanaiyalal_Thekadi_09221579.docx
+++ b/Backend/Director_Disclosure/Output_Disclosures/2024-25/ADANI_RENEWABLE_ENERGY_DEVCO_PRIVATE_LIMITED/MBP-1/MBP1_Prerak_Kanaiyalal_Thekadi_09221579.docx
@@ -389,7 +389,7 @@
                 <w:sz w:val="18"/>
                 <w:u w:val="none"/>
               </w:rPr>
-              <w:t>ADANI SOLAR ENERGY AP EIGHT PRIVATE LIMITED</w:t>
+              <w:t>ADANI SOLAR ENERGY AP SIX PRIVATE LIMITED</w:t>
             </w:r>
           </w:p>
         </w:tc>
@@ -417,7 +417,7 @@
                 <w:sz w:val="18"/>
                 <w:u w:val="none"/>
               </w:rPr>
-              <w:t>Director</w:t>
+              <w:t>Whole-time director</w:t>
             </w:r>
           </w:p>
         </w:tc>
@@ -473,7 +473,7 @@
                 <w:sz w:val="18"/>
                 <w:u w:val="none"/>
               </w:rPr>
-              <w:t>29/11/2021</w:t>
+              <w:t>03/01/2026</w:t>
             </w:r>
           </w:p>
         </w:tc>
@@ -531,7 +531,7 @@
                 <w:sz w:val="18"/>
                 <w:u w:val="none"/>
               </w:rPr>
-              <w:t>ADANI SOLAR ENERGY AP SEVEN PRIVATE LIMITED</w:t>
+              <w:t>ADANI SOLAR ENERGY AP EIGHT PRIVATE LIMITED</w:t>
             </w:r>
           </w:p>
         </w:tc>
@@ -815,7 +815,149 @@
                 <w:sz w:val="18"/>
                 <w:u w:val="none"/>
               </w:rPr>
-              <w:t>ADANI SOLAR ENERGY JODHPUR THREE LIMITED</w:t>
+              <w:t>ADANI SOLAR ENERGY AP SEVEN PRIVATE LIMITED</w:t>
+            </w:r>
+          </w:p>
+        </w:tc>
+        <w:tc>
+          <w:tcPr>
+            <w:tcW w:type="dxa" w:w="1814"/>
+            <w:shd w:val="clear" w:color="auto" w:fill="FFFFFF"/>
+            <w:tcBorders>
+              <w:top w:val="single" w:sz="4" w:space="0" w:color="000000"/>
+              <w:left w:val="single" w:sz="4" w:space="0" w:color="000000"/>
+              <w:bottom w:val="single" w:sz="4" w:space="0" w:color="000000"/>
+              <w:right w:val="single" w:sz="4" w:space="0" w:color="000000"/>
+            </w:tcBorders>
+            <w:vAlign w:val="center"/>
+          </w:tcPr>
+          <w:p>
+            <w:pPr>
+              <w:spacing w:before="40" w:after="40"/>
+              <w:jc w:val="left"/>
+            </w:pPr>
+            <w:r>
+              <w:rPr>
+                <w:rFonts w:ascii="Adani" w:hAnsi="Adani"/>
+                <w:b w:val="0"/>
+                <w:sz w:val="18"/>
+                <w:u w:val="none"/>
+              </w:rPr>
+              <w:t>Director</w:t>
+            </w:r>
+          </w:p>
+        </w:tc>
+        <w:tc>
+          <w:tcPr>
+            <w:tcW w:type="dxa" w:w="1020"/>
+            <w:shd w:val="clear" w:color="auto" w:fill="FFFFFF"/>
+            <w:tcBorders>
+              <w:top w:val="single" w:sz="4" w:space="0" w:color="000000"/>
+              <w:left w:val="single" w:sz="4" w:space="0" w:color="000000"/>
+              <w:bottom w:val="single" w:sz="4" w:space="0" w:color="000000"/>
+              <w:right w:val="single" w:sz="4" w:space="0" w:color="000000"/>
+            </w:tcBorders>
+            <w:vAlign w:val="center"/>
+          </w:tcPr>
+          <w:p>
+            <w:pPr>
+              <w:spacing w:before="40" w:after="40"/>
+              <w:jc w:val="left"/>
+            </w:pPr>
+            <w:r>
+              <w:rPr>
+                <w:rFonts w:ascii="Adani" w:hAnsi="Adani"/>
+                <w:b w:val="0"/>
+                <w:sz w:val="18"/>
+                <w:u w:val="none"/>
+              </w:rPr>
+              <w:t>NIL</w:t>
+            </w:r>
+          </w:p>
+        </w:tc>
+        <w:tc>
+          <w:tcPr>
+            <w:tcW w:type="dxa" w:w="1247"/>
+            <w:shd w:val="clear" w:color="auto" w:fill="FFFFFF"/>
+            <w:tcBorders>
+              <w:top w:val="single" w:sz="4" w:space="0" w:color="000000"/>
+              <w:left w:val="single" w:sz="4" w:space="0" w:color="000000"/>
+              <w:bottom w:val="single" w:sz="4" w:space="0" w:color="000000"/>
+              <w:right w:val="single" w:sz="4" w:space="0" w:color="000000"/>
+            </w:tcBorders>
+            <w:vAlign w:val="center"/>
+          </w:tcPr>
+          <w:p>
+            <w:pPr>
+              <w:spacing w:before="40" w:after="40"/>
+              <w:jc w:val="left"/>
+            </w:pPr>
+            <w:r>
+              <w:rPr>
+                <w:rFonts w:ascii="Adani" w:hAnsi="Adani"/>
+                <w:b w:val="0"/>
+                <w:sz w:val="18"/>
+                <w:u w:val="none"/>
+              </w:rPr>
+              <w:t>29/11/2021</w:t>
+            </w:r>
+          </w:p>
+        </w:tc>
+      </w:tr>
+      <w:tr>
+        <w:tc>
+          <w:tcPr>
+            <w:tcW w:type="dxa" w:w="680"/>
+            <w:shd w:val="clear" w:color="auto" w:fill="FFFFFF"/>
+            <w:tcBorders>
+              <w:top w:val="single" w:sz="4" w:space="0" w:color="000000"/>
+              <w:left w:val="single" w:sz="4" w:space="0" w:color="000000"/>
+              <w:bottom w:val="single" w:sz="4" w:space="0" w:color="000000"/>
+              <w:right w:val="single" w:sz="4" w:space="0" w:color="000000"/>
+            </w:tcBorders>
+            <w:vAlign w:val="center"/>
+          </w:tcPr>
+          <w:p>
+            <w:pPr>
+              <w:spacing w:before="40" w:after="40"/>
+              <w:jc w:val="left"/>
+            </w:pPr>
+            <w:r>
+              <w:rPr>
+                <w:rFonts w:ascii="Adani" w:hAnsi="Adani"/>
+                <w:b w:val="0"/>
+                <w:sz w:val="18"/>
+                <w:u w:val="none"/>
+              </w:rPr>
+              <w:t>5</w:t>
+            </w:r>
+          </w:p>
+        </w:tc>
+        <w:tc>
+          <w:tcPr>
+            <w:tcW w:type="dxa" w:w="3969"/>
+            <w:shd w:val="clear" w:color="auto" w:fill="FFFFFF"/>
+            <w:tcBorders>
+              <w:top w:val="single" w:sz="4" w:space="0" w:color="000000"/>
+              <w:left w:val="single" w:sz="4" w:space="0" w:color="000000"/>
+              <w:bottom w:val="single" w:sz="4" w:space="0" w:color="000000"/>
+              <w:right w:val="single" w:sz="4" w:space="0" w:color="000000"/>
+            </w:tcBorders>
+            <w:vAlign w:val="center"/>
+          </w:tcPr>
+          <w:p>
+            <w:pPr>
+              <w:spacing w:before="40" w:after="40"/>
+              <w:jc w:val="left"/>
+            </w:pPr>
+            <w:r>
+              <w:rPr>
+                <w:rFonts w:ascii="Adani" w:hAnsi="Adani"/>
+                <w:b w:val="0"/>
+                <w:sz w:val="18"/>
+                <w:u w:val="none"/>
+              </w:rPr>
+              <w:t>ADANI SOLAR ENERGY JODHPUR FIVE LIMITED</w:t>
             </w:r>
           </w:p>
         </w:tc>
@@ -929,7 +1071,7 @@
                 <w:sz w:val="18"/>
                 <w:u w:val="none"/>
               </w:rPr>
-              <w:t>5</w:t>
+              <w:t>6</w:t>
             </w:r>
           </w:p>
         </w:tc>
@@ -1071,7 +1213,7 @@
                 <w:sz w:val="18"/>
                 <w:u w:val="none"/>
               </w:rPr>
-              <w:t>6</w:t>
+              <w:t>7</w:t>
             </w:r>
           </w:p>
         </w:tc>
@@ -1099,7 +1241,7 @@
                 <w:sz w:val="18"/>
                 <w:u w:val="none"/>
               </w:rPr>
-              <w:t>ADANI SOLAR ENERGY JODHPUR FIVE LIMITED</w:t>
+              <w:t>ADANI SOLAR ENERGY JODHPUR THREE LIMITED</w:t>
             </w:r>
           </w:p>
         </w:tc>
@@ -1184,148 +1326,6 @@
                 <w:u w:val="none"/>
               </w:rPr>
               <w:t>27/11/2021</w:t>
-            </w:r>
-          </w:p>
-        </w:tc>
-      </w:tr>
-      <w:tr>
-        <w:tc>
-          <w:tcPr>
-            <w:tcW w:type="dxa" w:w="680"/>
-            <w:shd w:val="clear" w:color="auto" w:fill="FFFFFF"/>
-            <w:tcBorders>
-              <w:top w:val="single" w:sz="4" w:space="0" w:color="000000"/>
-              <w:left w:val="single" w:sz="4" w:space="0" w:color="000000"/>
-              <w:bottom w:val="single" w:sz="4" w:space="0" w:color="000000"/>
-              <w:right w:val="single" w:sz="4" w:space="0" w:color="000000"/>
-            </w:tcBorders>
-            <w:vAlign w:val="center"/>
-          </w:tcPr>
-          <w:p>
-            <w:pPr>
-              <w:spacing w:before="40" w:after="40"/>
-              <w:jc w:val="left"/>
-            </w:pPr>
-            <w:r>
-              <w:rPr>
-                <w:rFonts w:ascii="Adani" w:hAnsi="Adani"/>
-                <w:b w:val="0"/>
-                <w:sz w:val="18"/>
-                <w:u w:val="none"/>
-              </w:rPr>
-              <w:t>7</w:t>
-            </w:r>
-          </w:p>
-        </w:tc>
-        <w:tc>
-          <w:tcPr>
-            <w:tcW w:type="dxa" w:w="3969"/>
-            <w:shd w:val="clear" w:color="auto" w:fill="FFFFFF"/>
-            <w:tcBorders>
-              <w:top w:val="single" w:sz="4" w:space="0" w:color="000000"/>
-              <w:left w:val="single" w:sz="4" w:space="0" w:color="000000"/>
-              <w:bottom w:val="single" w:sz="4" w:space="0" w:color="000000"/>
-              <w:right w:val="single" w:sz="4" w:space="0" w:color="000000"/>
-            </w:tcBorders>
-            <w:vAlign w:val="center"/>
-          </w:tcPr>
-          <w:p>
-            <w:pPr>
-              <w:spacing w:before="40" w:after="40"/>
-              <w:jc w:val="left"/>
-            </w:pPr>
-            <w:r>
-              <w:rPr>
-                <w:rFonts w:ascii="Adani" w:hAnsi="Adani"/>
-                <w:b w:val="0"/>
-                <w:sz w:val="18"/>
-                <w:u w:val="none"/>
-              </w:rPr>
-              <w:t>ADANI RENEWABLE ENERGY DEVCO PRIVATE LIMITED</w:t>
-            </w:r>
-          </w:p>
-        </w:tc>
-        <w:tc>
-          <w:tcPr>
-            <w:tcW w:type="dxa" w:w="1814"/>
-            <w:shd w:val="clear" w:color="auto" w:fill="FFFFFF"/>
-            <w:tcBorders>
-              <w:top w:val="single" w:sz="4" w:space="0" w:color="000000"/>
-              <w:left w:val="single" w:sz="4" w:space="0" w:color="000000"/>
-              <w:bottom w:val="single" w:sz="4" w:space="0" w:color="000000"/>
-              <w:right w:val="single" w:sz="4" w:space="0" w:color="000000"/>
-            </w:tcBorders>
-            <w:vAlign w:val="center"/>
-          </w:tcPr>
-          <w:p>
-            <w:pPr>
-              <w:spacing w:before="40" w:after="40"/>
-              <w:jc w:val="left"/>
-            </w:pPr>
-            <w:r>
-              <w:rPr>
-                <w:rFonts w:ascii="Adani" w:hAnsi="Adani"/>
-                <w:b w:val="0"/>
-                <w:sz w:val="18"/>
-                <w:u w:val="none"/>
-              </w:rPr>
-              <w:t>Director</w:t>
-            </w:r>
-          </w:p>
-        </w:tc>
-        <w:tc>
-          <w:tcPr>
-            <w:tcW w:type="dxa" w:w="1020"/>
-            <w:shd w:val="clear" w:color="auto" w:fill="FFFFFF"/>
-            <w:tcBorders>
-              <w:top w:val="single" w:sz="4" w:space="0" w:color="000000"/>
-              <w:left w:val="single" w:sz="4" w:space="0" w:color="000000"/>
-              <w:bottom w:val="single" w:sz="4" w:space="0" w:color="000000"/>
-              <w:right w:val="single" w:sz="4" w:space="0" w:color="000000"/>
-            </w:tcBorders>
-            <w:vAlign w:val="center"/>
-          </w:tcPr>
-          <w:p>
-            <w:pPr>
-              <w:spacing w:before="40" w:after="40"/>
-              <w:jc w:val="left"/>
-            </w:pPr>
-            <w:r>
-              <w:rPr>
-                <w:rFonts w:ascii="Adani" w:hAnsi="Adani"/>
-                <w:b w:val="0"/>
-                <w:sz w:val="18"/>
-                <w:u w:val="none"/>
-              </w:rPr>
-              <w:t>NIL</w:t>
-            </w:r>
-          </w:p>
-        </w:tc>
-        <w:tc>
-          <w:tcPr>
-            <w:tcW w:type="dxa" w:w="1247"/>
-            <w:shd w:val="clear" w:color="auto" w:fill="FFFFFF"/>
-            <w:tcBorders>
-              <w:top w:val="single" w:sz="4" w:space="0" w:color="000000"/>
-              <w:left w:val="single" w:sz="4" w:space="0" w:color="000000"/>
-              <w:bottom w:val="single" w:sz="4" w:space="0" w:color="000000"/>
-              <w:right w:val="single" w:sz="4" w:space="0" w:color="000000"/>
-            </w:tcBorders>
-            <w:vAlign w:val="center"/>
-          </w:tcPr>
-          <w:p>
-            <w:pPr>
-              <w:spacing w:before="40" w:after="40"/>
-              <w:jc w:val="left"/>
-            </w:pPr>
-            <w:r>
-              <w:rPr>
-                <w:rFonts w:ascii="Adani" w:hAnsi="Adani"/>
-                <w:b w:val="0"/>
-                <w:sz w:val="18"/>
-                <w:u w:val="none"/>
-              </w:rPr>
-              <w:t>30/09/2021</w:t>
             </w:r>
           </w:p>
         </w:tc>
@@ -1525,7 +1525,7 @@
                 <w:sz w:val="18"/>
                 <w:u w:val="none"/>
               </w:rPr>
-              <w:t>ADANI SOLAR ENERGY AP SIX PRIVATE LIMITED</w:t>
+              <w:t>ADANI RENEWABLE ENERGY DEVCO PRIVATE LIMITED</w:t>
             </w:r>
           </w:p>
         </w:tc>
@@ -1988,7 +1988,7 @@
                 <w:sz w:val="18"/>
                 <w:u w:val="none"/>
               </w:rPr>
-              <w:t>Date:   27th May, 2026</w:t>
+              <w:t>Date:   09th June, 2026</w:t>
             </w:r>
           </w:p>
         </w:tc>
@@ -3025,7 +3025,7 @@
                 <w:sz w:val="18"/>
                 <w:u w:val="none"/>
               </w:rPr>
-              <w:t>Date:   27th May, 2026</w:t>
+              <w:t>Date:   09th June, 2026</w:t>
             </w:r>
           </w:p>
         </w:tc>
@@ -3186,7 +3186,7 @@
           <w:sz w:val="20"/>
           <w:u w:val="none"/>
         </w:rPr>
-        <w:t>27th May, 2026</w:t>
+        <w:t>09th June, 2026</w:t>
       </w:r>
     </w:p>
     <w:p>
@@ -3231,7 +3231,37 @@
           <w:sz w:val="20"/>
           <w:u w:val="none"/>
         </w:rPr>
+        <w:t>ADANI SOLAR ENERGY AP SIX PRIVATE LIMITED</w:t>
+      </w:r>
+    </w:p>
+    <w:p>
+      <w:pPr>
+        <w:spacing w:before="0" w:after="20"/>
+        <w:jc w:val="left"/>
+      </w:pPr>
+      <w:r>
+        <w:rPr>
+          <w:rFonts w:ascii="Adani" w:hAnsi="Adani"/>
+          <w:b/>
+          <w:sz w:val="20"/>
+          <w:u w:val="none"/>
+        </w:rPr>
         <w:t>ADANI SOLAR ENERGY AP EIGHT PRIVATE LIMITED</w:t>
+      </w:r>
+    </w:p>
+    <w:p>
+      <w:pPr>
+        <w:spacing w:before="0" w:after="20"/>
+        <w:jc w:val="left"/>
+      </w:pPr>
+      <w:r>
+        <w:rPr>
+          <w:rFonts w:ascii="Adani" w:hAnsi="Adani"/>
+          <w:b/>
+          <w:sz w:val="20"/>
+          <w:u w:val="none"/>
+        </w:rPr>
+        <w:t>ADANI RENEWABLE ENERGY FIFTEEN LIMITED</w:t>
       </w:r>
     </w:p>
     <w:p>
@@ -3261,7 +3291,22 @@
           <w:sz w:val="20"/>
           <w:u w:val="none"/>
         </w:rPr>
-        <w:t>ADANI RENEWABLE ENERGY FIFTEEN LIMITED</w:t>
+        <w:t>ADANI SOLAR ENERGY JODHPUR FIVE LIMITED</w:t>
+      </w:r>
+    </w:p>
+    <w:p>
+      <w:pPr>
+        <w:spacing w:before="0" w:after="20"/>
+        <w:jc w:val="left"/>
+      </w:pPr>
+      <w:r>
+        <w:rPr>
+          <w:rFonts w:ascii="Adani" w:hAnsi="Adani"/>
+          <w:b/>
+          <w:sz w:val="20"/>
+          <w:u w:val="none"/>
+        </w:rPr>
+        <w:t>ADANI SOLAR ENERGY JODHPUR FOUR LIMITED</w:t>
       </w:r>
     </w:p>
     <w:p>
@@ -3291,22 +3336,7 @@
           <w:sz w:val="20"/>
           <w:u w:val="none"/>
         </w:rPr>
-        <w:t>ADANI SOLAR ENERGY JODHPUR FOUR LIMITED</w:t>
-      </w:r>
-    </w:p>
-    <w:p>
-      <w:pPr>
-        <w:spacing w:before="0" w:after="20"/>
-        <w:jc w:val="left"/>
-      </w:pPr>
-      <w:r>
-        <w:rPr>
-          <w:rFonts w:ascii="Adani" w:hAnsi="Adani"/>
-          <w:b/>
-          <w:sz w:val="20"/>
-          <w:u w:val="none"/>
-        </w:rPr>
-        <w:t>ADANI SOLAR ENERGY JODHPUR FIVE LIMITED</w:t>
+        <w:t>ADANI SOLAR ENERGY KA NINE LIMITED</w:t>
       </w:r>
     </w:p>
     <w:p>
@@ -3322,36 +3352,6 @@
           <w:u w:val="none"/>
         </w:rPr>
         <w:t>ADANI RENEWABLE ENERGY DEVCO PRIVATE LIMITED</w:t>
-      </w:r>
-    </w:p>
-    <w:p>
-      <w:pPr>
-        <w:spacing w:before="0" w:after="20"/>
-        <w:jc w:val="left"/>
-      </w:pPr>
-      <w:r>
-        <w:rPr>
-          <w:rFonts w:ascii="Adani" w:hAnsi="Adani"/>
-          <w:b/>
-          <w:sz w:val="20"/>
-          <w:u w:val="none"/>
-        </w:rPr>
-        <w:t>ADANI SOLAR ENERGY KA NINE LIMITED</w:t>
-      </w:r>
-    </w:p>
-    <w:p>
-      <w:pPr>
-        <w:spacing w:before="0" w:after="20"/>
-        <w:jc w:val="left"/>
-      </w:pPr>
-      <w:r>
-        <w:rPr>
-          <w:rFonts w:ascii="Adani" w:hAnsi="Adani"/>
-          <w:b/>
-          <w:sz w:val="20"/>
-          <w:u w:val="none"/>
-        </w:rPr>
-        <w:t>ADANI SOLAR ENERGY AP SIX PRIVATE LIMITED</w:t>
       </w:r>
     </w:p>
     <w:p>
@@ -3442,7 +3442,7 @@
           <w:sz w:val="20"/>
           <w:u w:val="none"/>
         </w:rPr>
-        <w:t>ADANI SOLAR ENERGY JODHPUR THREE LIMITED</w:t>
+        <w:t>ADANI SOLAR ENERGY JODHPUR FIVE LIMITED</w:t>
       </w:r>
     </w:p>
     <w:p>
@@ -3472,7 +3472,7 @@
           <w:sz w:val="20"/>
           <w:u w:val="none"/>
         </w:rPr>
-        <w:t>ADANI SOLAR ENERGY JODHPUR FIVE LIMITED</w:t>
+        <w:t>ADANI SOLAR ENERGY JODHPUR THREE LIMITED</w:t>
       </w:r>
     </w:p>
     <w:p>
@@ -3567,6 +3567,21 @@
           <w:sz w:val="20"/>
           <w:u w:val="none"/>
         </w:rPr>
+        <w:t>ADANI SOLAR ENERGY AP SIX PRIVATE LIMITED</w:t>
+      </w:r>
+    </w:p>
+    <w:p>
+      <w:pPr>
+        <w:spacing w:before="0" w:after="20"/>
+        <w:jc w:val="left"/>
+      </w:pPr>
+      <w:r>
+        <w:rPr>
+          <w:rFonts w:ascii="Adani" w:hAnsi="Adani"/>
+          <w:b w:val="0"/>
+          <w:sz w:val="20"/>
+          <w:u w:val="none"/>
+        </w:rPr>
         <w:t>ADANI SOLAR ENERGY AP EIGHT PRIVATE LIMITED</w:t>
       </w:r>
     </w:p>
@@ -3598,21 +3613,6 @@
           <w:u w:val="none"/>
         </w:rPr>
         <w:t>ADANI RENEWABLE ENERGY DEVCO PRIVATE LIMITED</w:t>
-      </w:r>
-    </w:p>
-    <w:p>
-      <w:pPr>
-        <w:spacing w:before="0" w:after="20"/>
-        <w:jc w:val="left"/>
-      </w:pPr>
-      <w:r>
-        <w:rPr>
-          <w:rFonts w:ascii="Adani" w:hAnsi="Adani"/>
-          <w:b w:val="0"/>
-          <w:sz w:val="20"/>
-          <w:u w:val="none"/>
-        </w:rPr>
-        <w:t>ADANI SOLAR ENERGY AP SIX PRIVATE LIMITED</w:t>
       </w:r>
     </w:p>
     <w:p/>
@@ -4543,6 +4543,120 @@
                 <w:sz w:val="18"/>
                 <w:u w:val="none"/>
               </w:rPr>
+              <w:t>U74140GJ2015PTC166455</w:t>
+            </w:r>
+          </w:p>
+        </w:tc>
+        <w:tc>
+          <w:tcPr>
+            <w:tcW w:type="dxa" w:w="4252"/>
+            <w:shd w:val="clear" w:color="auto" w:fill="FFFFFF"/>
+            <w:tcBorders>
+              <w:top w:val="single" w:sz="4" w:space="0" w:color="000000"/>
+              <w:left w:val="single" w:sz="4" w:space="0" w:color="000000"/>
+              <w:bottom w:val="single" w:sz="4" w:space="0" w:color="000000"/>
+              <w:right w:val="single" w:sz="4" w:space="0" w:color="000000"/>
+            </w:tcBorders>
+            <w:vAlign w:val="center"/>
+          </w:tcPr>
+          <w:p>
+            <w:pPr>
+              <w:spacing w:before="40" w:after="40"/>
+              <w:jc w:val="left"/>
+            </w:pPr>
+            <w:r>
+              <w:rPr>
+                <w:rFonts w:ascii="Adani" w:hAnsi="Adani"/>
+                <w:b w:val="0"/>
+                <w:sz w:val="18"/>
+                <w:u w:val="none"/>
+              </w:rPr>
+              <w:t>ADANI SOLAR ENERGY AP SIX PRIVATE LIMITED</w:t>
+            </w:r>
+          </w:p>
+        </w:tc>
+        <w:tc>
+          <w:tcPr>
+            <w:tcW w:type="dxa" w:w="1587"/>
+            <w:shd w:val="clear" w:color="auto" w:fill="FFFFFF"/>
+            <w:tcBorders>
+              <w:top w:val="single" w:sz="4" w:space="0" w:color="000000"/>
+              <w:left w:val="single" w:sz="4" w:space="0" w:color="000000"/>
+              <w:bottom w:val="single" w:sz="4" w:space="0" w:color="000000"/>
+              <w:right w:val="single" w:sz="4" w:space="0" w:color="000000"/>
+            </w:tcBorders>
+            <w:vAlign w:val="center"/>
+          </w:tcPr>
+          <w:p>
+            <w:pPr>
+              <w:spacing w:before="40" w:after="40"/>
+              <w:jc w:val="left"/>
+            </w:pPr>
+            <w:r>
+              <w:rPr>
+                <w:rFonts w:ascii="Adani" w:hAnsi="Adani"/>
+                <w:b w:val="0"/>
+                <w:sz w:val="18"/>
+                <w:u w:val="none"/>
+              </w:rPr>
+              <w:t>Whole-time director</w:t>
+            </w:r>
+          </w:p>
+        </w:tc>
+        <w:tc>
+          <w:tcPr>
+            <w:tcW w:type="dxa" w:w="1304"/>
+            <w:shd w:val="clear" w:color="auto" w:fill="FFFFFF"/>
+            <w:tcBorders>
+              <w:top w:val="single" w:sz="4" w:space="0" w:color="000000"/>
+              <w:left w:val="single" w:sz="4" w:space="0" w:color="000000"/>
+              <w:bottom w:val="single" w:sz="4" w:space="0" w:color="000000"/>
+              <w:right w:val="single" w:sz="4" w:space="0" w:color="000000"/>
+            </w:tcBorders>
+            <w:vAlign w:val="center"/>
+          </w:tcPr>
+          <w:p>
+            <w:pPr>
+              <w:spacing w:before="40" w:after="40"/>
+              <w:jc w:val="left"/>
+            </w:pPr>
+            <w:r>
+              <w:rPr>
+                <w:rFonts w:ascii="Adani" w:hAnsi="Adani"/>
+                <w:b w:val="0"/>
+                <w:sz w:val="18"/>
+                <w:u w:val="none"/>
+              </w:rPr>
+              <w:t>03/01/2026</w:t>
+            </w:r>
+          </w:p>
+        </w:tc>
+      </w:tr>
+      <w:tr>
+        <w:tc>
+          <w:tcPr>
+            <w:tcW w:type="dxa" w:w="2268"/>
+            <w:shd w:val="clear" w:color="auto" w:fill="FFFFFF"/>
+            <w:tcBorders>
+              <w:top w:val="single" w:sz="4" w:space="0" w:color="000000"/>
+              <w:left w:val="single" w:sz="4" w:space="0" w:color="000000"/>
+              <w:bottom w:val="single" w:sz="4" w:space="0" w:color="000000"/>
+              <w:right w:val="single" w:sz="4" w:space="0" w:color="000000"/>
+            </w:tcBorders>
+            <w:vAlign w:val="center"/>
+          </w:tcPr>
+          <w:p>
+            <w:pPr>
+              <w:spacing w:before="40" w:after="40"/>
+              <w:jc w:val="left"/>
+            </w:pPr>
+            <w:r>
+              <w:rPr>
+                <w:rFonts w:ascii="Adani" w:hAnsi="Adani"/>
+                <w:b w:val="0"/>
+                <w:sz w:val="18"/>
+                <w:u w:val="none"/>
+              </w:rPr>
               <w:t>U74999GJ2018PTC167234</w:t>
             </w:r>
           </w:p>
@@ -4572,6 +4686,120 @@
                 <w:u w:val="none"/>
               </w:rPr>
               <w:t>ADANI SOLAR ENERGY AP EIGHT PRIVATE LIMITED</w:t>
+            </w:r>
+          </w:p>
+        </w:tc>
+        <w:tc>
+          <w:tcPr>
+            <w:tcW w:type="dxa" w:w="1587"/>
+            <w:shd w:val="clear" w:color="auto" w:fill="FFFFFF"/>
+            <w:tcBorders>
+              <w:top w:val="single" w:sz="4" w:space="0" w:color="000000"/>
+              <w:left w:val="single" w:sz="4" w:space="0" w:color="000000"/>
+              <w:bottom w:val="single" w:sz="4" w:space="0" w:color="000000"/>
+              <w:right w:val="single" w:sz="4" w:space="0" w:color="000000"/>
+            </w:tcBorders>
+            <w:vAlign w:val="center"/>
+          </w:tcPr>
+          <w:p>
+            <w:pPr>
+              <w:spacing w:before="40" w:after="40"/>
+              <w:jc w:val="left"/>
+            </w:pPr>
+            <w:r>
+              <w:rPr>
+                <w:rFonts w:ascii="Adani" w:hAnsi="Adani"/>
+                <w:b w:val="0"/>
+                <w:sz w:val="18"/>
+                <w:u w:val="none"/>
+              </w:rPr>
+              <w:t>Director</w:t>
+            </w:r>
+          </w:p>
+        </w:tc>
+        <w:tc>
+          <w:tcPr>
+            <w:tcW w:type="dxa" w:w="1304"/>
+            <w:shd w:val="clear" w:color="auto" w:fill="FFFFFF"/>
+            <w:tcBorders>
+              <w:top w:val="single" w:sz="4" w:space="0" w:color="000000"/>
+              <w:left w:val="single" w:sz="4" w:space="0" w:color="000000"/>
+              <w:bottom w:val="single" w:sz="4" w:space="0" w:color="000000"/>
+              <w:right w:val="single" w:sz="4" w:space="0" w:color="000000"/>
+            </w:tcBorders>
+            <w:vAlign w:val="center"/>
+          </w:tcPr>
+          <w:p>
+            <w:pPr>
+              <w:spacing w:before="40" w:after="40"/>
+              <w:jc w:val="left"/>
+            </w:pPr>
+            <w:r>
+              <w:rPr>
+                <w:rFonts w:ascii="Adani" w:hAnsi="Adani"/>
+                <w:b w:val="0"/>
+                <w:sz w:val="18"/>
+                <w:u w:val="none"/>
+              </w:rPr>
+              <w:t>29/11/2021</w:t>
+            </w:r>
+          </w:p>
+        </w:tc>
+      </w:tr>
+      <w:tr>
+        <w:tc>
+          <w:tcPr>
+            <w:tcW w:type="dxa" w:w="2268"/>
+            <w:shd w:val="clear" w:color="auto" w:fill="FFFFFF"/>
+            <w:tcBorders>
+              <w:top w:val="single" w:sz="4" w:space="0" w:color="000000"/>
+              <w:left w:val="single" w:sz="4" w:space="0" w:color="000000"/>
+              <w:bottom w:val="single" w:sz="4" w:space="0" w:color="000000"/>
+              <w:right w:val="single" w:sz="4" w:space="0" w:color="000000"/>
+            </w:tcBorders>
+            <w:vAlign w:val="center"/>
+          </w:tcPr>
+          <w:p>
+            <w:pPr>
+              <w:spacing w:before="40" w:after="40"/>
+              <w:jc w:val="left"/>
+            </w:pPr>
+            <w:r>
+              <w:rPr>
+                <w:rFonts w:ascii="Adani" w:hAnsi="Adani"/>
+                <w:b w:val="0"/>
+                <w:sz w:val="18"/>
+                <w:u w:val="none"/>
+              </w:rPr>
+              <w:t>U74999DL2018PLC335100</w:t>
+            </w:r>
+          </w:p>
+        </w:tc>
+        <w:tc>
+          <w:tcPr>
+            <w:tcW w:type="dxa" w:w="4252"/>
+            <w:shd w:val="clear" w:color="auto" w:fill="FFFFFF"/>
+            <w:tcBorders>
+              <w:top w:val="single" w:sz="4" w:space="0" w:color="000000"/>
+              <w:left w:val="single" w:sz="4" w:space="0" w:color="000000"/>
+              <w:bottom w:val="single" w:sz="4" w:space="0" w:color="000000"/>
+              <w:right w:val="single" w:sz="4" w:space="0" w:color="000000"/>
+            </w:tcBorders>
+            <w:vAlign w:val="center"/>
+          </w:tcPr>
+          <w:p>
+            <w:pPr>
+              <w:spacing w:before="40" w:after="40"/>
+              <w:jc w:val="left"/>
+            </w:pPr>
+            <w:r>
+              <w:rPr>
+                <w:rFonts w:ascii="Adani" w:hAnsi="Adani"/>
+                <w:b w:val="0"/>
+                <w:sz w:val="18"/>
+                <w:u w:val="none"/>
+              </w:rPr>
+              <w:t>ADANI RENEWABLE ENERGY FIFTEEN LIMITED</w:t>
             </w:r>
           </w:p>
         </w:tc>
@@ -4771,7 +4999,7 @@
                 <w:sz w:val="18"/>
                 <w:u w:val="none"/>
               </w:rPr>
-              <w:t>U74999DL2018PLC335100</w:t>
+              <w:t>U74999DL2018PLC331864</w:t>
             </w:r>
           </w:p>
         </w:tc>
@@ -4799,121 +5027,7 @@
                 <w:sz w:val="18"/>
                 <w:u w:val="none"/>
               </w:rPr>
-              <w:t>ADANI RENEWABLE ENERGY FIFTEEN LIMITED</w:t>
-            </w:r>
-          </w:p>
-        </w:tc>
-        <w:tc>
-          <w:tcPr>
-            <w:tcW w:type="dxa" w:w="1587"/>
-            <w:shd w:val="clear" w:color="auto" w:fill="FFFFFF"/>
-            <w:tcBorders>
-              <w:top w:val="single" w:sz="4" w:space="0" w:color="000000"/>
-              <w:left w:val="single" w:sz="4" w:space="0" w:color="000000"/>
-              <w:bottom w:val="single" w:sz="4" w:space="0" w:color="000000"/>
-              <w:right w:val="single" w:sz="4" w:space="0" w:color="000000"/>
-            </w:tcBorders>
-            <w:vAlign w:val="center"/>
-          </w:tcPr>
-          <w:p>
-            <w:pPr>
-              <w:spacing w:before="40" w:after="40"/>
-              <w:jc w:val="left"/>
-            </w:pPr>
-            <w:r>
-              <w:rPr>
-                <w:rFonts w:ascii="Adani" w:hAnsi="Adani"/>
-                <w:b w:val="0"/>
-                <w:sz w:val="18"/>
-                <w:u w:val="none"/>
-              </w:rPr>
-              <w:t>Director</w:t>
-            </w:r>
-          </w:p>
-        </w:tc>
-        <w:tc>
-          <w:tcPr>
-            <w:tcW w:type="dxa" w:w="1304"/>
-            <w:shd w:val="clear" w:color="auto" w:fill="FFFFFF"/>
-            <w:tcBorders>
-              <w:top w:val="single" w:sz="4" w:space="0" w:color="000000"/>
-              <w:left w:val="single" w:sz="4" w:space="0" w:color="000000"/>
-              <w:bottom w:val="single" w:sz="4" w:space="0" w:color="000000"/>
-              <w:right w:val="single" w:sz="4" w:space="0" w:color="000000"/>
-            </w:tcBorders>
-            <w:vAlign w:val="center"/>
-          </w:tcPr>
-          <w:p>
-            <w:pPr>
-              <w:spacing w:before="40" w:after="40"/>
-              <w:jc w:val="left"/>
-            </w:pPr>
-            <w:r>
-              <w:rPr>
-                <w:rFonts w:ascii="Adani" w:hAnsi="Adani"/>
-                <w:b w:val="0"/>
-                <w:sz w:val="18"/>
-                <w:u w:val="none"/>
-              </w:rPr>
-              <w:t>29/11/2021</w:t>
-            </w:r>
-          </w:p>
-        </w:tc>
-      </w:tr>
-      <w:tr>
-        <w:tc>
-          <w:tcPr>
-            <w:tcW w:type="dxa" w:w="2268"/>
-            <w:shd w:val="clear" w:color="auto" w:fill="FFFFFF"/>
-            <w:tcBorders>
-              <w:top w:val="single" w:sz="4" w:space="0" w:color="000000"/>
-              <w:left w:val="single" w:sz="4" w:space="0" w:color="000000"/>
-              <w:bottom w:val="single" w:sz="4" w:space="0" w:color="000000"/>
-              <w:right w:val="single" w:sz="4" w:space="0" w:color="000000"/>
-            </w:tcBorders>
-            <w:vAlign w:val="center"/>
-          </w:tcPr>
-          <w:p>
-            <w:pPr>
-              <w:spacing w:before="40" w:after="40"/>
-              <w:jc w:val="left"/>
-            </w:pPr>
-            <w:r>
-              <w:rPr>
-                <w:rFonts w:ascii="Adani" w:hAnsi="Adani"/>
-                <w:b w:val="0"/>
-                <w:sz w:val="18"/>
-                <w:u w:val="none"/>
-              </w:rPr>
-              <w:t>U74999GJ2017PLC166456</w:t>
-            </w:r>
-          </w:p>
-        </w:tc>
-        <w:tc>
-          <w:tcPr>
-            <w:tcW w:type="dxa" w:w="4252"/>
-            <w:shd w:val="clear" w:color="auto" w:fill="FFFFFF"/>
-            <w:tcBorders>
-              <w:top w:val="single" w:sz="4" w:space="0" w:color="000000"/>
-              <w:left w:val="single" w:sz="4" w:space="0" w:color="000000"/>
-              <w:bottom w:val="single" w:sz="4" w:space="0" w:color="000000"/>
-              <w:right w:val="single" w:sz="4" w:space="0" w:color="000000"/>
-            </w:tcBorders>
-            <w:vAlign w:val="center"/>
-          </w:tcPr>
-          <w:p>
-            <w:pPr>
-              <w:spacing w:before="40" w:after="40"/>
-              <w:jc w:val="left"/>
-            </w:pPr>
-            <w:r>
-              <w:rPr>
-                <w:rFonts w:ascii="Adani" w:hAnsi="Adani"/>
-                <w:b w:val="0"/>
-                <w:sz w:val="18"/>
-                <w:u w:val="none"/>
-              </w:rPr>
-              <w:t>ADANI SOLAR ENERGY JODHPUR THREE LIMITED</w:t>
+              <w:t>ADANI SOLAR ENERGY JODHPUR FIVE LIMITED</w:t>
             </w:r>
           </w:p>
         </w:tc>
@@ -5113,7 +5227,7 @@
                 <w:sz w:val="18"/>
                 <w:u w:val="none"/>
               </w:rPr>
-              <w:t>U74999DL2018PLC331864</w:t>
+              <w:t>U74999GJ2017PLC166456</w:t>
             </w:r>
           </w:p>
         </w:tc>
@@ -5141,7 +5255,7 @@
                 <w:sz w:val="18"/>
                 <w:u w:val="none"/>
               </w:rPr>
-              <w:t>ADANI SOLAR ENERGY JODHPUR FIVE LIMITED</w:t>
+              <w:t>ADANI SOLAR ENERGY JODHPUR THREE LIMITED</w:t>
             </w:r>
           </w:p>
         </w:tc>
@@ -5198,120 +5312,6 @@
                 <w:u w:val="none"/>
               </w:rPr>
               <w:t>27/11/2021</w:t>
-            </w:r>
-          </w:p>
-        </w:tc>
-      </w:tr>
-      <w:tr>
-        <w:tc>
-          <w:tcPr>
-            <w:tcW w:type="dxa" w:w="2268"/>
-            <w:shd w:val="clear" w:color="auto" w:fill="FFFFFF"/>
-            <w:tcBorders>
-              <w:top w:val="single" w:sz="4" w:space="0" w:color="000000"/>
-              <w:left w:val="single" w:sz="4" w:space="0" w:color="000000"/>
-              <w:bottom w:val="single" w:sz="4" w:space="0" w:color="000000"/>
-              <w:right w:val="single" w:sz="4" w:space="0" w:color="000000"/>
-            </w:tcBorders>
-            <w:vAlign w:val="center"/>
-          </w:tcPr>
-          <w:p>
-            <w:pPr>
-              <w:spacing w:before="40" w:after="40"/>
-              <w:jc w:val="left"/>
-            </w:pPr>
-            <w:r>
-              <w:rPr>
-                <w:rFonts w:ascii="Adani" w:hAnsi="Adani"/>
-                <w:b w:val="0"/>
-                <w:sz w:val="18"/>
-                <w:u w:val="none"/>
-              </w:rPr>
-              <w:t>U74140DL2015PTC283928</w:t>
-            </w:r>
-          </w:p>
-        </w:tc>
-        <w:tc>
-          <w:tcPr>
-            <w:tcW w:type="dxa" w:w="4252"/>
-            <w:shd w:val="clear" w:color="auto" w:fill="FFFFFF"/>
-            <w:tcBorders>
-              <w:top w:val="single" w:sz="4" w:space="0" w:color="000000"/>
-              <w:left w:val="single" w:sz="4" w:space="0" w:color="000000"/>
-              <w:bottom w:val="single" w:sz="4" w:space="0" w:color="000000"/>
-              <w:right w:val="single" w:sz="4" w:space="0" w:color="000000"/>
-            </w:tcBorders>
-            <w:vAlign w:val="center"/>
-          </w:tcPr>
-          <w:p>
-            <w:pPr>
-              <w:spacing w:before="40" w:after="40"/>
-              <w:jc w:val="left"/>
-            </w:pPr>
-            <w:r>
-              <w:rPr>
-                <w:rFonts w:ascii="Adani" w:hAnsi="Adani"/>
-                <w:b w:val="0"/>
-                <w:sz w:val="18"/>
-                <w:u w:val="none"/>
-              </w:rPr>
-              <w:t>ADANI RENEWABLE ENERGY DEVCO PRIVATE LIMITED</w:t>
-            </w:r>
-          </w:p>
-        </w:tc>
-        <w:tc>
-          <w:tcPr>
-            <w:tcW w:type="dxa" w:w="1587"/>
-            <w:shd w:val="clear" w:color="auto" w:fill="FFFFFF"/>
-            <w:tcBorders>
-              <w:top w:val="single" w:sz="4" w:space="0" w:color="000000"/>
-              <w:left w:val="single" w:sz="4" w:space="0" w:color="000000"/>
-              <w:bottom w:val="single" w:sz="4" w:space="0" w:color="000000"/>
-              <w:right w:val="single" w:sz="4" w:space="0" w:color="000000"/>
-            </w:tcBorders>
-            <w:vAlign w:val="center"/>
-          </w:tcPr>
-          <w:p>
-            <w:pPr>
-              <w:spacing w:before="40" w:after="40"/>
-              <w:jc w:val="left"/>
-            </w:pPr>
-            <w:r>
-              <w:rPr>
-                <w:rFonts w:ascii="Adani" w:hAnsi="Adani"/>
-                <w:b w:val="0"/>
-                <w:sz w:val="18"/>
-                <w:u w:val="none"/>
-              </w:rPr>
-              <w:t>Director</w:t>
-            </w:r>
-          </w:p>
-        </w:tc>
-        <w:tc>
-          <w:tcPr>
-            <w:tcW w:type="dxa" w:w="1304"/>
-            <w:shd w:val="clear" w:color="auto" w:fill="FFFFFF"/>
-            <w:tcBorders>
-              <w:top w:val="single" w:sz="4" w:space="0" w:color="000000"/>
-              <w:left w:val="single" w:sz="4" w:space="0" w:color="000000"/>
-              <w:bottom w:val="single" w:sz="4" w:space="0" w:color="000000"/>
-              <w:right w:val="single" w:sz="4" w:space="0" w:color="000000"/>
-            </w:tcBorders>
-            <w:vAlign w:val="center"/>
-          </w:tcPr>
-          <w:p>
-            <w:pPr>
-              <w:spacing w:before="40" w:after="40"/>
-              <w:jc w:val="left"/>
-            </w:pPr>
-            <w:r>
-              <w:rPr>
-                <w:rFonts w:ascii="Adani" w:hAnsi="Adani"/>
-                <w:b w:val="0"/>
-                <w:sz w:val="18"/>
-                <w:u w:val="none"/>
-              </w:rPr>
-              <w:t>30/09/2021</w:t>
             </w:r>
           </w:p>
         </w:tc>
@@ -5455,7 +5455,7 @@
                 <w:sz w:val="18"/>
                 <w:u w:val="none"/>
               </w:rPr>
-              <w:t>U74140GJ2015PTC166455</w:t>
+              <w:t>U74140DL2015PTC283928</w:t>
             </w:r>
           </w:p>
         </w:tc>
@@ -5483,7 +5483,7 @@
                 <w:sz w:val="18"/>
                 <w:u w:val="none"/>
               </w:rPr>
-              <w:t>ADANI SOLAR ENERGY AP SIX PRIVATE LIMITED</w:t>
+              <w:t>ADANI RENEWABLE ENERGY DEVCO PRIVATE LIMITED</w:t>
             </w:r>
           </w:p>
         </w:tc>
